--- a/cheat_sheet.docx
+++ b/cheat_sheet.docx
@@ -5,10 +5,6 @@
     <w:p>
       <w:pPr>
         <w:spacing w:after="0"/>
-        <w:rPr>
-          <w:b/>
-          <w:bCs/>
-        </w:rPr>
       </w:pPr>
       <w:r>
         <w:rPr>
@@ -58,11 +54,9 @@
         <w:t>Sheet</w:t>
       </w:r>
       <w:proofErr w:type="spellEnd"/>
-    </w:p>
-    <w:p>
-      <w:pPr>
-        <w:spacing w:after="0"/>
-      </w:pPr>
+      <w:r>
+        <w:br/>
+      </w:r>
       <w:r>
         <w:rPr>
           <w:i/>
@@ -73,11 +67,9 @@
       <w:r>
         <w:t>: HEIG-VD CLD 2025/26</w:t>
       </w:r>
-    </w:p>
-    <w:p>
-      <w:pPr>
-        <w:spacing w:after="0"/>
-      </w:pPr>
+      <w:r>
+        <w:br/>
+      </w:r>
       <w:proofErr w:type="spellStart"/>
       <w:r>
         <w:rPr>
@@ -88,10 +80,16 @@
       </w:r>
       <w:proofErr w:type="spellEnd"/>
       <w:r>
-        <w:t>:</w:t>
-      </w:r>
-      <w:r>
-        <w:t xml:space="preserve"> Laszlo Meylan, </w:t>
+        <w:t xml:space="preserve">: </w:t>
+      </w:r>
+      <w:r>
+        <w:rPr>
+          <w:lang w:val="fr-FR"/>
+        </w:rPr>
+        <w:t>Laszlo Meylan, Tadeusz Kondracki, Jules Rossier, Yanni Skawronski</w:t>
+      </w:r>
+      <w:r>
+        <w:t>​</w:t>
       </w:r>
       <w:r>
         <w:br/>
@@ -104,19 +102,7 @@
         <w:t>Date</w:t>
       </w:r>
       <w:r>
-        <w:t>:</w:t>
-      </w:r>
-      <w:r>
-        <w:t xml:space="preserve"> </w:t>
-      </w:r>
-      <w:r>
-        <w:t>June</w:t>
-      </w:r>
-      <w:r>
-        <w:t xml:space="preserve"> 10,</w:t>
-      </w:r>
-      <w:r>
-        <w:t xml:space="preserve"> 2026</w:t>
+        <w:t>: June 10, 2026</w:t>
       </w:r>
     </w:p>
     <w:p>
@@ -181,14 +167,6 @@
       </w:r>
       <w:proofErr w:type="spellStart"/>
       <w:r>
-        <w:t>particularly</w:t>
-      </w:r>
-      <w:proofErr w:type="spellEnd"/>
-      <w:r>
-        <w:t xml:space="preserve"> </w:t>
-      </w:r>
-      <w:proofErr w:type="spellStart"/>
-      <w:r>
         <w:t>useful</w:t>
       </w:r>
       <w:proofErr w:type="spellEnd"/>
@@ -263,287 +241,140 @@
     <w:p>
       <w:pPr>
         <w:spacing w:after="0"/>
-      </w:pPr>
-      <w:r>
-        <w:t xml:space="preserve">It solves the </w:t>
-      </w:r>
-      <w:proofErr w:type="spellStart"/>
-      <w:r>
-        <w:t>problem</w:t>
-      </w:r>
-      <w:proofErr w:type="spellEnd"/>
-      <w:r>
-        <w:t xml:space="preserve"> of </w:t>
-      </w:r>
-      <w:proofErr w:type="spellStart"/>
-      <w:r>
-        <w:t>manually</w:t>
-      </w:r>
-      <w:proofErr w:type="spellEnd"/>
-      <w:r>
-        <w:t xml:space="preserve"> </w:t>
-      </w:r>
-      <w:proofErr w:type="spellStart"/>
-      <w:r>
-        <w:t>configuring</w:t>
-      </w:r>
-      <w:proofErr w:type="spellEnd"/>
-      <w:r>
-        <w:t xml:space="preserve"> and </w:t>
-      </w:r>
-      <w:proofErr w:type="spellStart"/>
-      <w:r>
-        <w:t>maintaining</w:t>
-      </w:r>
-      <w:proofErr w:type="spellEnd"/>
-      <w:r>
-        <w:t xml:space="preserve"> multiple cloud services </w:t>
-      </w:r>
-      <w:proofErr w:type="spellStart"/>
-      <w:r>
-        <w:t>such</w:t>
-      </w:r>
-      <w:proofErr w:type="spellEnd"/>
-      <w:r>
-        <w:t xml:space="preserve"> as </w:t>
-      </w:r>
-      <w:proofErr w:type="spellStart"/>
-      <w:r>
-        <w:t>authentication</w:t>
-      </w:r>
-      <w:proofErr w:type="spellEnd"/>
-      <w:r>
-        <w:t xml:space="preserve">, </w:t>
-      </w:r>
-      <w:proofErr w:type="spellStart"/>
-      <w:r>
-        <w:t>storage</w:t>
-      </w:r>
-      <w:proofErr w:type="spellEnd"/>
-      <w:r>
-        <w:t xml:space="preserve">, APIs and </w:t>
-      </w:r>
-      <w:proofErr w:type="spellStart"/>
-      <w:r>
-        <w:t>hosting</w:t>
-      </w:r>
-      <w:proofErr w:type="spellEnd"/>
-      <w:r>
-        <w:t xml:space="preserve">. </w:t>
-      </w:r>
-      <w:proofErr w:type="spellStart"/>
-      <w:r>
-        <w:t>Amplify</w:t>
-      </w:r>
-      <w:proofErr w:type="spellEnd"/>
-      <w:r>
-        <w:t xml:space="preserve"> automates the </w:t>
-      </w:r>
-      <w:proofErr w:type="spellStart"/>
-      <w:r>
-        <w:t>creation</w:t>
-      </w:r>
-      <w:proofErr w:type="spellEnd"/>
-      <w:r>
-        <w:t xml:space="preserve"> and </w:t>
-      </w:r>
-      <w:proofErr w:type="spellStart"/>
-      <w:r>
-        <w:t>deployment</w:t>
-      </w:r>
-      <w:proofErr w:type="spellEnd"/>
-      <w:r>
-        <w:t xml:space="preserve"> of </w:t>
-      </w:r>
-      <w:proofErr w:type="spellStart"/>
-      <w:r>
-        <w:t>these</w:t>
-      </w:r>
-      <w:proofErr w:type="spellEnd"/>
-      <w:r>
-        <w:t xml:space="preserve"> services, </w:t>
-      </w:r>
-      <w:proofErr w:type="spellStart"/>
-      <w:r>
-        <w:t>allowing</w:t>
-      </w:r>
-      <w:proofErr w:type="spellEnd"/>
-      <w:r>
-        <w:t xml:space="preserve"> </w:t>
-      </w:r>
-      <w:proofErr w:type="spellStart"/>
-      <w:r>
-        <w:t>developers</w:t>
-      </w:r>
-      <w:proofErr w:type="spellEnd"/>
-      <w:r>
-        <w:t xml:space="preserve"> to focus on application </w:t>
-      </w:r>
-      <w:proofErr w:type="spellStart"/>
-      <w:r>
-        <w:t>development</w:t>
-      </w:r>
-      <w:proofErr w:type="spellEnd"/>
-      <w:r>
-        <w:t>.</w:t>
-      </w:r>
+        <w:ind w:left="708"/>
+      </w:pPr>
     </w:p>
     <w:p>
       <w:pPr>
         <w:spacing w:after="0"/>
       </w:pPr>
+      <w:r>
+        <w:t xml:space="preserve">It solves the </w:t>
+      </w:r>
+      <w:proofErr w:type="spellStart"/>
+      <w:r>
+        <w:t>problem</w:t>
+      </w:r>
+      <w:proofErr w:type="spellEnd"/>
+      <w:r>
+        <w:t xml:space="preserve"> of </w:t>
+      </w:r>
+      <w:proofErr w:type="spellStart"/>
+      <w:r>
+        <w:t>manually</w:t>
+      </w:r>
+      <w:proofErr w:type="spellEnd"/>
+      <w:r>
+        <w:t xml:space="preserve"> </w:t>
+      </w:r>
+      <w:proofErr w:type="spellStart"/>
+      <w:r>
+        <w:t>configuring</w:t>
+      </w:r>
+      <w:proofErr w:type="spellEnd"/>
+      <w:r>
+        <w:t xml:space="preserve"> and </w:t>
+      </w:r>
+      <w:proofErr w:type="spellStart"/>
+      <w:r>
+        <w:t>maintaining</w:t>
+      </w:r>
+      <w:proofErr w:type="spellEnd"/>
+      <w:r>
+        <w:t xml:space="preserve"> multiple cloud services </w:t>
+      </w:r>
+      <w:proofErr w:type="spellStart"/>
+      <w:r>
+        <w:t>such</w:t>
+      </w:r>
+      <w:proofErr w:type="spellEnd"/>
+      <w:r>
+        <w:t xml:space="preserve"> as </w:t>
+      </w:r>
+      <w:proofErr w:type="spellStart"/>
+      <w:r>
+        <w:t>authentication</w:t>
+      </w:r>
+      <w:proofErr w:type="spellEnd"/>
+      <w:r>
+        <w:t xml:space="preserve">, </w:t>
+      </w:r>
+      <w:proofErr w:type="spellStart"/>
+      <w:r>
+        <w:t>storage</w:t>
+      </w:r>
+      <w:proofErr w:type="spellEnd"/>
+      <w:r>
+        <w:t xml:space="preserve">, APIs and </w:t>
+      </w:r>
+      <w:proofErr w:type="spellStart"/>
+      <w:r>
+        <w:t>hosting</w:t>
+      </w:r>
+      <w:proofErr w:type="spellEnd"/>
+      <w:r>
+        <w:t xml:space="preserve">. </w:t>
+      </w:r>
+      <w:proofErr w:type="spellStart"/>
+      <w:r>
+        <w:t>Amplify</w:t>
+      </w:r>
+      <w:proofErr w:type="spellEnd"/>
+      <w:r>
+        <w:t xml:space="preserve"> automates the </w:t>
+      </w:r>
+      <w:proofErr w:type="spellStart"/>
+      <w:r>
+        <w:t>creation</w:t>
+      </w:r>
+      <w:proofErr w:type="spellEnd"/>
+      <w:r>
+        <w:t xml:space="preserve"> and </w:t>
+      </w:r>
+      <w:proofErr w:type="spellStart"/>
+      <w:r>
+        <w:t>deployment</w:t>
+      </w:r>
+      <w:proofErr w:type="spellEnd"/>
+      <w:r>
+        <w:t xml:space="preserve"> of </w:t>
+      </w:r>
+      <w:proofErr w:type="spellStart"/>
+      <w:r>
+        <w:t>these</w:t>
+      </w:r>
+      <w:proofErr w:type="spellEnd"/>
+      <w:r>
+        <w:t xml:space="preserve"> services, </w:t>
+      </w:r>
+      <w:proofErr w:type="spellStart"/>
+      <w:r>
+        <w:t>allowing</w:t>
+      </w:r>
+      <w:proofErr w:type="spellEnd"/>
+      <w:r>
+        <w:t xml:space="preserve"> </w:t>
+      </w:r>
+      <w:proofErr w:type="spellStart"/>
+      <w:r>
+        <w:t>developers</w:t>
+      </w:r>
+      <w:proofErr w:type="spellEnd"/>
+      <w:r>
+        <w:t xml:space="preserve"> to focus on application </w:t>
+      </w:r>
+      <w:proofErr w:type="spellStart"/>
+      <w:r>
+        <w:t>development</w:t>
+      </w:r>
+      <w:proofErr w:type="spellEnd"/>
+      <w:r>
+        <w:t>.</w:t>
+      </w:r>
     </w:p>
     <w:p>
       <w:pPr>
         <w:spacing w:after="0"/>
-      </w:pPr>
-      <w:r>
-        <w:rPr>
-          <w:b/>
-          <w:bCs/>
-        </w:rPr>
-        <w:t>Inputs</w:t>
-      </w:r>
-    </w:p>
-    <w:p>
-      <w:pPr>
-        <w:numPr>
-          <w:ilvl w:val="0"/>
-          <w:numId w:val="2"/>
-        </w:numPr>
-        <w:spacing w:after="0"/>
-      </w:pPr>
-      <w:r>
-        <w:t xml:space="preserve">Application source code </w:t>
-      </w:r>
-    </w:p>
-    <w:p>
-      <w:pPr>
-        <w:numPr>
-          <w:ilvl w:val="0"/>
-          <w:numId w:val="2"/>
-        </w:numPr>
-        <w:spacing w:after="0"/>
-      </w:pPr>
-      <w:r>
-        <w:t xml:space="preserve">Configuration files </w:t>
-      </w:r>
-    </w:p>
-    <w:p>
-      <w:pPr>
-        <w:numPr>
-          <w:ilvl w:val="0"/>
-          <w:numId w:val="2"/>
-        </w:numPr>
-        <w:spacing w:after="0"/>
-      </w:pPr>
-      <w:r>
-        <w:t xml:space="preserve">User </w:t>
-      </w:r>
-      <w:proofErr w:type="spellStart"/>
-      <w:r>
-        <w:t>requests</w:t>
-      </w:r>
-      <w:proofErr w:type="spellEnd"/>
-      <w:r>
-        <w:t xml:space="preserve"> and </w:t>
-      </w:r>
-      <w:proofErr w:type="spellStart"/>
-      <w:r>
-        <w:t>uploaded</w:t>
-      </w:r>
-      <w:proofErr w:type="spellEnd"/>
-      <w:r>
-        <w:t xml:space="preserve"> data </w:t>
-      </w:r>
-    </w:p>
-    <w:p>
-      <w:pPr>
-        <w:spacing w:after="0"/>
-      </w:pPr>
-    </w:p>
-    <w:p>
-      <w:pPr>
-        <w:spacing w:after="0"/>
-      </w:pPr>
-      <w:r>
-        <w:rPr>
-          <w:b/>
-          <w:bCs/>
-        </w:rPr>
-        <w:t>Outputs</w:t>
-      </w:r>
-    </w:p>
-    <w:p>
-      <w:pPr>
-        <w:numPr>
-          <w:ilvl w:val="0"/>
-          <w:numId w:val="3"/>
-        </w:numPr>
-        <w:spacing w:after="0"/>
-      </w:pPr>
-      <w:proofErr w:type="spellStart"/>
-      <w:r>
-        <w:t>Hosted</w:t>
-      </w:r>
-      <w:proofErr w:type="spellEnd"/>
-      <w:r>
-        <w:t xml:space="preserve"> web or mobile application </w:t>
-      </w:r>
-    </w:p>
-    <w:p>
-      <w:pPr>
-        <w:numPr>
-          <w:ilvl w:val="0"/>
-          <w:numId w:val="3"/>
-        </w:numPr>
-        <w:spacing w:after="0"/>
-      </w:pPr>
-      <w:r>
-        <w:t xml:space="preserve">APIs and backend services </w:t>
-      </w:r>
-    </w:p>
-    <w:p>
-      <w:pPr>
-        <w:numPr>
-          <w:ilvl w:val="0"/>
-          <w:numId w:val="3"/>
-        </w:numPr>
-        <w:spacing w:after="0"/>
-      </w:pPr>
-      <w:proofErr w:type="spellStart"/>
-      <w:r>
-        <w:t>Stored</w:t>
-      </w:r>
-      <w:proofErr w:type="spellEnd"/>
-      <w:r>
-        <w:t xml:space="preserve"> files and application data </w:t>
-      </w:r>
-    </w:p>
-    <w:p>
-      <w:pPr>
-        <w:numPr>
-          <w:ilvl w:val="0"/>
-          <w:numId w:val="3"/>
-        </w:numPr>
-        <w:spacing w:after="0"/>
-      </w:pPr>
-      <w:r>
-        <w:t xml:space="preserve">Monitoring and </w:t>
-      </w:r>
-      <w:proofErr w:type="spellStart"/>
-      <w:r>
-        <w:t>deployment</w:t>
-      </w:r>
-      <w:proofErr w:type="spellEnd"/>
-      <w:r>
-        <w:t xml:space="preserve"> information </w:t>
-      </w:r>
-    </w:p>
-    <w:p>
-      <w:pPr>
-        <w:spacing w:after="0"/>
-        <w:ind w:left="360"/>
       </w:pPr>
     </w:p>
     <w:p>
@@ -554,168 +385,532 @@
           <w:bCs/>
         </w:rPr>
       </w:pPr>
-      <w:proofErr w:type="spellStart"/>
       <w:r>
         <w:rPr>
           <w:b/>
           <w:bCs/>
         </w:rPr>
-        <w:t>Benefits</w:t>
-      </w:r>
-      <w:proofErr w:type="spellEnd"/>
+        <w:t>Example for a Swiss SME:</w:t>
+      </w:r>
     </w:p>
     <w:p>
       <w:pPr>
-        <w:numPr>
-          <w:ilvl w:val="0"/>
-          <w:numId w:val="4"/>
-        </w:numPr>
         <w:spacing w:after="0"/>
       </w:pPr>
       <w:r>
-        <w:t xml:space="preserve">Fast </w:t>
-      </w:r>
-      <w:proofErr w:type="spellStart"/>
-      <w:r>
-        <w:t>deployment</w:t>
-      </w:r>
-      <w:proofErr w:type="spellEnd"/>
-      <w:r>
-        <w:t xml:space="preserve"> of full-stack applications </w:t>
+        <w:t xml:space="preserve">A </w:t>
+      </w:r>
+      <w:proofErr w:type="spellStart"/>
+      <w:r>
+        <w:t>company</w:t>
+      </w:r>
+      <w:proofErr w:type="spellEnd"/>
+      <w:r>
+        <w:t xml:space="preserve"> </w:t>
+      </w:r>
+      <w:proofErr w:type="spellStart"/>
+      <w:r>
+        <w:t>developing</w:t>
+      </w:r>
+      <w:proofErr w:type="spellEnd"/>
+      <w:r>
+        <w:t xml:space="preserve"> a </w:t>
+      </w:r>
+      <w:proofErr w:type="spellStart"/>
+      <w:r>
+        <w:t>customer</w:t>
+      </w:r>
+      <w:proofErr w:type="spellEnd"/>
+      <w:r>
+        <w:t xml:space="preserve"> portal, an </w:t>
+      </w:r>
+      <w:proofErr w:type="spellStart"/>
+      <w:r>
+        <w:t>internal</w:t>
+      </w:r>
+      <w:proofErr w:type="spellEnd"/>
+      <w:r>
+        <w:t xml:space="preserve"> business application or a mobile application can use </w:t>
+      </w:r>
+      <w:proofErr w:type="spellStart"/>
+      <w:r>
+        <w:t>Amplify</w:t>
+      </w:r>
+      <w:proofErr w:type="spellEnd"/>
+      <w:r>
+        <w:t xml:space="preserve"> to </w:t>
+      </w:r>
+      <w:proofErr w:type="spellStart"/>
+      <w:r>
+        <w:t>quickly</w:t>
+      </w:r>
+      <w:proofErr w:type="spellEnd"/>
+      <w:r>
+        <w:t xml:space="preserve"> </w:t>
+      </w:r>
+      <w:proofErr w:type="spellStart"/>
+      <w:r>
+        <w:t>deploy</w:t>
+      </w:r>
+      <w:proofErr w:type="spellEnd"/>
+      <w:r>
+        <w:t xml:space="preserve"> cloud services </w:t>
+      </w:r>
+      <w:proofErr w:type="spellStart"/>
+      <w:r>
+        <w:t>without</w:t>
+      </w:r>
+      <w:proofErr w:type="spellEnd"/>
+      <w:r>
+        <w:t xml:space="preserve"> </w:t>
+      </w:r>
+      <w:proofErr w:type="spellStart"/>
+      <w:r>
+        <w:t>maintaining</w:t>
+      </w:r>
+      <w:proofErr w:type="spellEnd"/>
+      <w:r>
+        <w:t xml:space="preserve"> </w:t>
+      </w:r>
+      <w:proofErr w:type="spellStart"/>
+      <w:r>
+        <w:t>its</w:t>
+      </w:r>
+      <w:proofErr w:type="spellEnd"/>
+      <w:r>
+        <w:t xml:space="preserve"> </w:t>
+      </w:r>
+      <w:proofErr w:type="spellStart"/>
+      <w:r>
+        <w:t>own</w:t>
+      </w:r>
+      <w:proofErr w:type="spellEnd"/>
+      <w:r>
+        <w:t xml:space="preserve"> servers and infrastructure.</w:t>
       </w:r>
     </w:p>
     <w:p>
       <w:pPr>
-        <w:numPr>
-          <w:ilvl w:val="0"/>
-          <w:numId w:val="4"/>
-        </w:numPr>
         <w:spacing w:after="0"/>
-      </w:pPr>
-      <w:proofErr w:type="spellStart"/>
-      <w:r>
-        <w:t>Simplified</w:t>
-      </w:r>
-      <w:proofErr w:type="spellEnd"/>
-      <w:r>
-        <w:t xml:space="preserve"> </w:t>
-      </w:r>
-      <w:proofErr w:type="spellStart"/>
-      <w:r>
-        <w:t>integration</w:t>
-      </w:r>
-      <w:proofErr w:type="spellEnd"/>
-      <w:r>
-        <w:t xml:space="preserve"> </w:t>
-      </w:r>
-      <w:proofErr w:type="spellStart"/>
-      <w:r>
-        <w:t>with</w:t>
-      </w:r>
-      <w:proofErr w:type="spellEnd"/>
-      <w:r>
-        <w:t xml:space="preserve"> AWS services </w:t>
+        <w:rPr>
+          <w:i/>
+          <w:iCs/>
+        </w:rPr>
+      </w:pPr>
+      <w:r>
+        <w:rPr>
+          <w:i/>
+          <w:iCs/>
+        </w:rPr>
+        <w:t>Inputs</w:t>
       </w:r>
     </w:p>
     <w:p>
       <w:pPr>
-        <w:numPr>
-          <w:ilvl w:val="0"/>
-          <w:numId w:val="4"/>
-        </w:numPr>
         <w:spacing w:after="0"/>
-      </w:pPr>
-      <w:proofErr w:type="spellStart"/>
-      <w:r>
-        <w:t>Built-in</w:t>
-      </w:r>
-      <w:proofErr w:type="spellEnd"/>
-      <w:r>
-        <w:t xml:space="preserve"> CI/CD support </w:t>
+        <w:ind w:left="708"/>
+      </w:pPr>
+      <w:r>
+        <w:t>• Application source code</w:t>
+      </w:r>
+      <w:r>
+        <w:br/>
+        <w:t>• Configuration files</w:t>
+      </w:r>
+      <w:r>
+        <w:br/>
+        <w:t xml:space="preserve">• User </w:t>
+      </w:r>
+      <w:proofErr w:type="spellStart"/>
+      <w:r>
+        <w:t>requests</w:t>
+      </w:r>
+      <w:proofErr w:type="spellEnd"/>
+      <w:r>
+        <w:t xml:space="preserve"> and </w:t>
+      </w:r>
+      <w:proofErr w:type="spellStart"/>
+      <w:r>
+        <w:t>uploaded</w:t>
+      </w:r>
+      <w:proofErr w:type="spellEnd"/>
+      <w:r>
+        <w:t xml:space="preserve"> data</w:t>
       </w:r>
     </w:p>
     <w:p>
       <w:pPr>
-        <w:numPr>
-          <w:ilvl w:val="0"/>
-          <w:numId w:val="4"/>
-        </w:numPr>
         <w:spacing w:after="0"/>
-      </w:pPr>
-      <w:r>
-        <w:t xml:space="preserve">Scalable infrastructure </w:t>
-      </w:r>
-      <w:proofErr w:type="spellStart"/>
-      <w:r>
-        <w:t>managed</w:t>
-      </w:r>
-      <w:proofErr w:type="spellEnd"/>
-      <w:r>
-        <w:t xml:space="preserve"> by AWS </w:t>
+        <w:rPr>
+          <w:i/>
+          <w:iCs/>
+        </w:rPr>
+      </w:pPr>
+      <w:r>
+        <w:rPr>
+          <w:i/>
+          <w:iCs/>
+        </w:rPr>
+        <w:t>Outputs</w:t>
       </w:r>
     </w:p>
     <w:p>
       <w:pPr>
-        <w:numPr>
-          <w:ilvl w:val="0"/>
-          <w:numId w:val="4"/>
-        </w:numPr>
         <w:spacing w:after="0"/>
-      </w:pPr>
-      <w:proofErr w:type="spellStart"/>
-      <w:r>
-        <w:t>Reduced</w:t>
-      </w:r>
-      <w:proofErr w:type="spellEnd"/>
-      <w:r>
-        <w:t xml:space="preserve"> </w:t>
-      </w:r>
-      <w:proofErr w:type="spellStart"/>
-      <w:r>
-        <w:t>operational</w:t>
-      </w:r>
-      <w:proofErr w:type="spellEnd"/>
-      <w:r>
-        <w:t xml:space="preserve"> </w:t>
-      </w:r>
-      <w:proofErr w:type="spellStart"/>
-      <w:r>
-        <w:t>workload</w:t>
-      </w:r>
-      <w:proofErr w:type="spellEnd"/>
-      <w:r>
-        <w:t xml:space="preserve"> </w:t>
+        <w:ind w:left="708"/>
+      </w:pPr>
+      <w:r>
+        <w:t xml:space="preserve">• </w:t>
+      </w:r>
+      <w:proofErr w:type="spellStart"/>
+      <w:r>
+        <w:t>Hosted</w:t>
+      </w:r>
+      <w:proofErr w:type="spellEnd"/>
+      <w:r>
+        <w:t xml:space="preserve"> web or mobile application</w:t>
+      </w:r>
+      <w:r>
+        <w:br/>
+        <w:t>• APIs and backend services</w:t>
+      </w:r>
+      <w:r>
+        <w:br/>
+        <w:t xml:space="preserve">• </w:t>
+      </w:r>
+      <w:proofErr w:type="spellStart"/>
+      <w:r>
+        <w:t>Stored</w:t>
+      </w:r>
+      <w:proofErr w:type="spellEnd"/>
+      <w:r>
+        <w:t xml:space="preserve"> files and application data</w:t>
+      </w:r>
+      <w:r>
+        <w:br/>
+        <w:t xml:space="preserve">• Monitoring and </w:t>
+      </w:r>
+      <w:proofErr w:type="spellStart"/>
+      <w:r>
+        <w:t>deployment</w:t>
+      </w:r>
+      <w:proofErr w:type="spellEnd"/>
+      <w:r>
+        <w:t xml:space="preserve"> information</w:t>
       </w:r>
     </w:p>
     <w:p>
       <w:pPr>
-        <w:numPr>
-          <w:ilvl w:val="0"/>
-          <w:numId w:val="4"/>
-        </w:numPr>
         <w:spacing w:after="0"/>
-      </w:pPr>
-      <w:proofErr w:type="spellStart"/>
-      <w:r>
-        <w:t>Suitable</w:t>
-      </w:r>
-      <w:proofErr w:type="spellEnd"/>
-      <w:r>
-        <w:t xml:space="preserve"> for modern frontend </w:t>
-      </w:r>
-      <w:proofErr w:type="spellStart"/>
-      <w:r>
-        <w:t>frameworks</w:t>
-      </w:r>
-      <w:proofErr w:type="spellEnd"/>
-      <w:r>
-        <w:t xml:space="preserve"> </w:t>
-      </w:r>
+        <w:rPr>
+          <w:i/>
+          <w:iCs/>
+        </w:rPr>
+      </w:pPr>
+      <w:proofErr w:type="spellStart"/>
+      <w:r>
+        <w:rPr>
+          <w:i/>
+          <w:iCs/>
+        </w:rPr>
+        <w:t>Benefits</w:t>
+      </w:r>
+      <w:proofErr w:type="spellEnd"/>
     </w:p>
     <w:p>
       <w:pPr>
         <w:spacing w:after="0"/>
-        <w:ind w:left="360"/>
+        <w:ind w:left="708"/>
+      </w:pPr>
+      <w:r>
+        <w:t xml:space="preserve">• Fast </w:t>
+      </w:r>
+      <w:proofErr w:type="spellStart"/>
+      <w:r>
+        <w:t>deployment</w:t>
+      </w:r>
+      <w:proofErr w:type="spellEnd"/>
+      <w:r>
+        <w:t xml:space="preserve"> of full-stack applications</w:t>
+      </w:r>
+      <w:r>
+        <w:br/>
+        <w:t xml:space="preserve">• </w:t>
+      </w:r>
+      <w:proofErr w:type="spellStart"/>
+      <w:r>
+        <w:t>Simplified</w:t>
+      </w:r>
+      <w:proofErr w:type="spellEnd"/>
+      <w:r>
+        <w:t xml:space="preserve"> </w:t>
+      </w:r>
+      <w:proofErr w:type="spellStart"/>
+      <w:r>
+        <w:t>integration</w:t>
+      </w:r>
+      <w:proofErr w:type="spellEnd"/>
+      <w:r>
+        <w:t xml:space="preserve"> </w:t>
+      </w:r>
+      <w:proofErr w:type="spellStart"/>
+      <w:r>
+        <w:t>with</w:t>
+      </w:r>
+      <w:proofErr w:type="spellEnd"/>
+      <w:r>
+        <w:t xml:space="preserve"> AWS services</w:t>
+      </w:r>
+      <w:r>
+        <w:br/>
+        <w:t xml:space="preserve">• </w:t>
+      </w:r>
+      <w:proofErr w:type="spellStart"/>
+      <w:r>
+        <w:t>Built-in</w:t>
+      </w:r>
+      <w:proofErr w:type="spellEnd"/>
+      <w:r>
+        <w:t xml:space="preserve"> CI/CD support</w:t>
+      </w:r>
+      <w:r>
+        <w:br/>
+        <w:t xml:space="preserve">• Scalable infrastructure </w:t>
+      </w:r>
+      <w:proofErr w:type="spellStart"/>
+      <w:r>
+        <w:t>managed</w:t>
+      </w:r>
+      <w:proofErr w:type="spellEnd"/>
+      <w:r>
+        <w:t xml:space="preserve"> by AWS</w:t>
+      </w:r>
+      <w:r>
+        <w:br/>
+        <w:t xml:space="preserve">• </w:t>
+      </w:r>
+      <w:proofErr w:type="spellStart"/>
+      <w:r>
+        <w:t>Reduced</w:t>
+      </w:r>
+      <w:proofErr w:type="spellEnd"/>
+      <w:r>
+        <w:t xml:space="preserve"> </w:t>
+      </w:r>
+      <w:proofErr w:type="spellStart"/>
+      <w:r>
+        <w:t>operational</w:t>
+      </w:r>
+      <w:proofErr w:type="spellEnd"/>
+      <w:r>
+        <w:t xml:space="preserve"> </w:t>
+      </w:r>
+      <w:proofErr w:type="spellStart"/>
+      <w:r>
+        <w:t>workload</w:t>
+      </w:r>
+      <w:proofErr w:type="spellEnd"/>
+      <w:r>
+        <w:br/>
+        <w:t xml:space="preserve">• </w:t>
+      </w:r>
+      <w:proofErr w:type="spellStart"/>
+      <w:r>
+        <w:t>Suitable</w:t>
+      </w:r>
+      <w:proofErr w:type="spellEnd"/>
+      <w:r>
+        <w:t xml:space="preserve"> for modern frontend </w:t>
+      </w:r>
+      <w:proofErr w:type="spellStart"/>
+      <w:r>
+        <w:t>frameworks</w:t>
+      </w:r>
+      <w:proofErr w:type="spellEnd"/>
+    </w:p>
+    <w:p>
+      <w:pPr>
+        <w:spacing w:after="0"/>
+        <w:rPr>
+          <w:i/>
+          <w:iCs/>
+        </w:rPr>
+      </w:pPr>
+      <w:r>
+        <w:rPr>
+          <w:i/>
+          <w:iCs/>
+        </w:rPr>
+        <w:t>Limitations</w:t>
+      </w:r>
+    </w:p>
+    <w:p>
+      <w:pPr>
+        <w:spacing w:after="0"/>
+        <w:ind w:left="708"/>
+      </w:pPr>
+      <w:r>
+        <w:t xml:space="preserve">• Strong </w:t>
+      </w:r>
+      <w:proofErr w:type="spellStart"/>
+      <w:r>
+        <w:t>dependency</w:t>
+      </w:r>
+      <w:proofErr w:type="spellEnd"/>
+      <w:r>
+        <w:t xml:space="preserve"> on the AWS </w:t>
+      </w:r>
+      <w:proofErr w:type="spellStart"/>
+      <w:r>
+        <w:t>ecosystem</w:t>
+      </w:r>
+      <w:proofErr w:type="spellEnd"/>
+      <w:r>
+        <w:br/>
+        <w:t xml:space="preserve">• Less </w:t>
+      </w:r>
+      <w:proofErr w:type="spellStart"/>
+      <w:r>
+        <w:t>flexibility</w:t>
+      </w:r>
+      <w:proofErr w:type="spellEnd"/>
+      <w:r>
+        <w:t xml:space="preserve"> </w:t>
+      </w:r>
+      <w:proofErr w:type="spellStart"/>
+      <w:r>
+        <w:t>than</w:t>
+      </w:r>
+      <w:proofErr w:type="spellEnd"/>
+      <w:r>
+        <w:t xml:space="preserve"> </w:t>
+      </w:r>
+      <w:proofErr w:type="spellStart"/>
+      <w:r>
+        <w:t>manually</w:t>
+      </w:r>
+      <w:proofErr w:type="spellEnd"/>
+      <w:r>
+        <w:t xml:space="preserve"> </w:t>
+      </w:r>
+      <w:proofErr w:type="spellStart"/>
+      <w:r>
+        <w:t>configured</w:t>
+      </w:r>
+      <w:proofErr w:type="spellEnd"/>
+      <w:r>
+        <w:t xml:space="preserve"> AWS architectures</w:t>
+      </w:r>
+      <w:r>
+        <w:br/>
+        <w:t xml:space="preserve">• Can </w:t>
+      </w:r>
+      <w:proofErr w:type="spellStart"/>
+      <w:r>
+        <w:t>become</w:t>
+      </w:r>
+      <w:proofErr w:type="spellEnd"/>
+      <w:r>
+        <w:t xml:space="preserve"> </w:t>
+      </w:r>
+      <w:proofErr w:type="spellStart"/>
+      <w:r>
+        <w:t>complex</w:t>
+      </w:r>
+      <w:proofErr w:type="spellEnd"/>
+      <w:r>
+        <w:t xml:space="preserve"> for </w:t>
+      </w:r>
+      <w:proofErr w:type="spellStart"/>
+      <w:r>
+        <w:t>highly</w:t>
+      </w:r>
+      <w:proofErr w:type="spellEnd"/>
+      <w:r>
+        <w:t xml:space="preserve"> </w:t>
+      </w:r>
+      <w:proofErr w:type="spellStart"/>
+      <w:r>
+        <w:t>customized</w:t>
+      </w:r>
+      <w:proofErr w:type="spellEnd"/>
+      <w:r>
+        <w:t xml:space="preserve"> solutions</w:t>
+      </w:r>
+      <w:r>
+        <w:br/>
+        <w:t xml:space="preserve">• </w:t>
+      </w:r>
+      <w:proofErr w:type="spellStart"/>
+      <w:r>
+        <w:t>Costs</w:t>
+      </w:r>
+      <w:proofErr w:type="spellEnd"/>
+      <w:r>
+        <w:t xml:space="preserve"> </w:t>
+      </w:r>
+      <w:proofErr w:type="spellStart"/>
+      <w:r>
+        <w:t>may</w:t>
+      </w:r>
+      <w:proofErr w:type="spellEnd"/>
+      <w:r>
+        <w:t xml:space="preserve"> </w:t>
+      </w:r>
+      <w:proofErr w:type="spellStart"/>
+      <w:r>
+        <w:t>increase</w:t>
+      </w:r>
+      <w:proofErr w:type="spellEnd"/>
+      <w:r>
+        <w:t xml:space="preserve"> </w:t>
+      </w:r>
+      <w:proofErr w:type="spellStart"/>
+      <w:r>
+        <w:t>with</w:t>
+      </w:r>
+      <w:proofErr w:type="spellEnd"/>
+      <w:r>
+        <w:t xml:space="preserve"> application </w:t>
+      </w:r>
+      <w:proofErr w:type="spellStart"/>
+      <w:r>
+        <w:t>growth</w:t>
+      </w:r>
+      <w:proofErr w:type="spellEnd"/>
+      <w:r>
+        <w:br/>
+        <w:t xml:space="preserve">• Some </w:t>
+      </w:r>
+      <w:proofErr w:type="spellStart"/>
+      <w:r>
+        <w:t>advanced</w:t>
+      </w:r>
+      <w:proofErr w:type="spellEnd"/>
+      <w:r>
+        <w:t xml:space="preserve"> AWS </w:t>
+      </w:r>
+      <w:proofErr w:type="spellStart"/>
+      <w:r>
+        <w:t>features</w:t>
+      </w:r>
+      <w:proofErr w:type="spellEnd"/>
+      <w:r>
+        <w:t xml:space="preserve"> </w:t>
+      </w:r>
+      <w:proofErr w:type="spellStart"/>
+      <w:r>
+        <w:t>require</w:t>
+      </w:r>
+      <w:proofErr w:type="spellEnd"/>
+      <w:r>
+        <w:t xml:space="preserve"> direct AWS configuration</w:t>
+      </w:r>
+    </w:p>
+    <w:p>
+      <w:pPr>
+        <w:spacing w:after="0"/>
+        <w:ind w:left="708"/>
       </w:pPr>
     </w:p>
     <w:p>
@@ -731,275 +926,53 @@
           <w:b/>
           <w:bCs/>
         </w:rPr>
-        <w:t>Limitations</w:t>
+        <w:t>Cost Structure</w:t>
       </w:r>
     </w:p>
     <w:p>
       <w:pPr>
-        <w:numPr>
-          <w:ilvl w:val="0"/>
-          <w:numId w:val="5"/>
-        </w:numPr>
         <w:spacing w:after="0"/>
       </w:pPr>
       <w:r>
-        <w:t xml:space="preserve">Strong </w:t>
-      </w:r>
-      <w:proofErr w:type="spellStart"/>
-      <w:r>
-        <w:t>dependency</w:t>
-      </w:r>
-      <w:proofErr w:type="spellEnd"/>
-      <w:r>
-        <w:t xml:space="preserve"> on the AWS </w:t>
-      </w:r>
-      <w:proofErr w:type="spellStart"/>
-      <w:r>
-        <w:t>ecosystem</w:t>
-      </w:r>
-      <w:proofErr w:type="spellEnd"/>
-      <w:r>
-        <w:t xml:space="preserve"> </w:t>
+        <w:t xml:space="preserve">AWS </w:t>
+      </w:r>
+      <w:proofErr w:type="spellStart"/>
+      <w:r>
+        <w:t>Amplify</w:t>
+      </w:r>
+      <w:proofErr w:type="spellEnd"/>
+      <w:r>
+        <w:t xml:space="preserve"> uses a </w:t>
+      </w:r>
+      <w:proofErr w:type="spellStart"/>
+      <w:r>
+        <w:t>pay</w:t>
+      </w:r>
+      <w:proofErr w:type="spellEnd"/>
+      <w:r>
+        <w:t>-as-</w:t>
+      </w:r>
+      <w:proofErr w:type="spellStart"/>
+      <w:r>
+        <w:t>you</w:t>
+      </w:r>
+      <w:proofErr w:type="spellEnd"/>
+      <w:r>
+        <w:t xml:space="preserve">-go </w:t>
+      </w:r>
+      <w:proofErr w:type="spellStart"/>
+      <w:r>
+        <w:t>pricing</w:t>
+      </w:r>
+      <w:proofErr w:type="spellEnd"/>
+      <w:r>
+        <w:t xml:space="preserve"> model.</w:t>
       </w:r>
     </w:p>
     <w:p>
       <w:pPr>
-        <w:numPr>
-          <w:ilvl w:val="0"/>
-          <w:numId w:val="5"/>
-        </w:numPr>
         <w:spacing w:after="0"/>
-      </w:pPr>
-      <w:r>
-        <w:t xml:space="preserve">Less </w:t>
-      </w:r>
-      <w:proofErr w:type="spellStart"/>
-      <w:r>
-        <w:t>flexibility</w:t>
-      </w:r>
-      <w:proofErr w:type="spellEnd"/>
-      <w:r>
-        <w:t xml:space="preserve"> </w:t>
-      </w:r>
-      <w:proofErr w:type="spellStart"/>
-      <w:r>
-        <w:t>than</w:t>
-      </w:r>
-      <w:proofErr w:type="spellEnd"/>
-      <w:r>
-        <w:t xml:space="preserve"> </w:t>
-      </w:r>
-      <w:proofErr w:type="spellStart"/>
-      <w:r>
-        <w:t>manually</w:t>
-      </w:r>
-      <w:proofErr w:type="spellEnd"/>
-      <w:r>
-        <w:t xml:space="preserve"> </w:t>
-      </w:r>
-      <w:proofErr w:type="spellStart"/>
-      <w:r>
-        <w:t>configured</w:t>
-      </w:r>
-      <w:proofErr w:type="spellEnd"/>
-      <w:r>
-        <w:t xml:space="preserve"> AWS architectures </w:t>
-      </w:r>
-    </w:p>
-    <w:p>
-      <w:pPr>
-        <w:numPr>
-          <w:ilvl w:val="0"/>
-          <w:numId w:val="5"/>
-        </w:numPr>
-        <w:spacing w:after="0"/>
-      </w:pPr>
-      <w:r>
-        <w:t xml:space="preserve">Can </w:t>
-      </w:r>
-      <w:proofErr w:type="spellStart"/>
-      <w:r>
-        <w:t>become</w:t>
-      </w:r>
-      <w:proofErr w:type="spellEnd"/>
-      <w:r>
-        <w:t xml:space="preserve"> </w:t>
-      </w:r>
-      <w:proofErr w:type="spellStart"/>
-      <w:r>
-        <w:t>complex</w:t>
-      </w:r>
-      <w:proofErr w:type="spellEnd"/>
-      <w:r>
-        <w:t xml:space="preserve"> for </w:t>
-      </w:r>
-      <w:proofErr w:type="spellStart"/>
-      <w:r>
-        <w:t>highly</w:t>
-      </w:r>
-      <w:proofErr w:type="spellEnd"/>
-      <w:r>
-        <w:t xml:space="preserve"> </w:t>
-      </w:r>
-      <w:proofErr w:type="spellStart"/>
-      <w:r>
-        <w:t>customized</w:t>
-      </w:r>
-      <w:proofErr w:type="spellEnd"/>
-      <w:r>
-        <w:t xml:space="preserve"> solutions </w:t>
-      </w:r>
-    </w:p>
-    <w:p>
-      <w:pPr>
-        <w:numPr>
-          <w:ilvl w:val="0"/>
-          <w:numId w:val="5"/>
-        </w:numPr>
-        <w:spacing w:after="0"/>
-      </w:pPr>
-      <w:proofErr w:type="spellStart"/>
-      <w:r>
-        <w:t>Costs</w:t>
-      </w:r>
-      <w:proofErr w:type="spellEnd"/>
-      <w:r>
-        <w:t xml:space="preserve"> </w:t>
-      </w:r>
-      <w:proofErr w:type="spellStart"/>
-      <w:r>
-        <w:t>may</w:t>
-      </w:r>
-      <w:proofErr w:type="spellEnd"/>
-      <w:r>
-        <w:t xml:space="preserve"> </w:t>
-      </w:r>
-      <w:proofErr w:type="spellStart"/>
-      <w:r>
-        <w:t>increase</w:t>
-      </w:r>
-      <w:proofErr w:type="spellEnd"/>
-      <w:r>
-        <w:t xml:space="preserve"> </w:t>
-      </w:r>
-      <w:proofErr w:type="spellStart"/>
-      <w:r>
-        <w:t>with</w:t>
-      </w:r>
-      <w:proofErr w:type="spellEnd"/>
-      <w:r>
-        <w:t xml:space="preserve"> application </w:t>
-      </w:r>
-      <w:proofErr w:type="spellStart"/>
-      <w:r>
-        <w:t>growth</w:t>
-      </w:r>
-      <w:proofErr w:type="spellEnd"/>
-      <w:r>
-        <w:t xml:space="preserve"> </w:t>
-      </w:r>
-    </w:p>
-    <w:p>
-      <w:pPr>
-        <w:numPr>
-          <w:ilvl w:val="0"/>
-          <w:numId w:val="5"/>
-        </w:numPr>
-        <w:spacing w:after="0"/>
-      </w:pPr>
-      <w:r>
-        <w:t xml:space="preserve">Some </w:t>
-      </w:r>
-      <w:proofErr w:type="spellStart"/>
-      <w:r>
-        <w:t>advanced</w:t>
-      </w:r>
-      <w:proofErr w:type="spellEnd"/>
-      <w:r>
-        <w:t xml:space="preserve"> AWS </w:t>
-      </w:r>
-      <w:proofErr w:type="spellStart"/>
-      <w:r>
-        <w:t>features</w:t>
-      </w:r>
-      <w:proofErr w:type="spellEnd"/>
-      <w:r>
-        <w:t xml:space="preserve"> </w:t>
-      </w:r>
-      <w:proofErr w:type="spellStart"/>
-      <w:r>
-        <w:t>require</w:t>
-      </w:r>
-      <w:proofErr w:type="spellEnd"/>
-      <w:r>
-        <w:t xml:space="preserve"> direct AWS configuration </w:t>
-      </w:r>
-    </w:p>
-    <w:p>
-      <w:pPr>
-        <w:spacing w:after="0"/>
-        <w:ind w:left="360"/>
-      </w:pPr>
-    </w:p>
-    <w:p>
-      <w:pPr>
-        <w:spacing w:after="0"/>
-        <w:rPr>
-          <w:b/>
-          <w:bCs/>
-        </w:rPr>
-      </w:pPr>
-      <w:r>
-        <w:rPr>
-          <w:b/>
-          <w:bCs/>
-        </w:rPr>
-        <w:t>Cost structure</w:t>
-      </w:r>
-    </w:p>
-    <w:p>
-      <w:pPr>
-        <w:spacing w:after="0"/>
-      </w:pPr>
-      <w:r>
-        <w:t xml:space="preserve">AWS </w:t>
-      </w:r>
-      <w:proofErr w:type="spellStart"/>
-      <w:r>
-        <w:t>Amplify</w:t>
-      </w:r>
-      <w:proofErr w:type="spellEnd"/>
-      <w:r>
-        <w:t xml:space="preserve"> </w:t>
-      </w:r>
-      <w:proofErr w:type="spellStart"/>
-      <w:r>
-        <w:t>is</w:t>
-      </w:r>
-      <w:proofErr w:type="spellEnd"/>
-      <w:r>
-        <w:t xml:space="preserve"> a </w:t>
-      </w:r>
-      <w:proofErr w:type="spellStart"/>
-      <w:r>
-        <w:t>pay</w:t>
-      </w:r>
-      <w:proofErr w:type="spellEnd"/>
-      <w:r>
-        <w:t>-as-</w:t>
-      </w:r>
-      <w:proofErr w:type="spellStart"/>
-      <w:r>
-        <w:t>you</w:t>
-      </w:r>
-      <w:proofErr w:type="spellEnd"/>
-      <w:r>
-        <w:t>-go model.</w:t>
-      </w:r>
-    </w:p>
-    <w:p>
-      <w:pPr>
-        <w:spacing w:after="0"/>
+        <w:ind w:left="708"/>
       </w:pPr>
       <w:proofErr w:type="spellStart"/>
       <w:r>
@@ -1015,7 +988,23 @@
           <w:i/>
           <w:iCs/>
         </w:rPr>
-        <w:t> </w:t>
+        <w:t xml:space="preserve"> </w:t>
+      </w:r>
+      <w:proofErr w:type="spellStart"/>
+      <w:r>
+        <w:rPr>
+          <w:i/>
+          <w:iCs/>
+        </w:rPr>
+        <w:t>depend</w:t>
+      </w:r>
+      <w:proofErr w:type="spellEnd"/>
+      <w:r>
+        <w:rPr>
+          <w:i/>
+          <w:iCs/>
+        </w:rPr>
+        <w:t xml:space="preserve"> on</w:t>
       </w:r>
       <w:r>
         <w:t>:</w:t>
@@ -1023,12 +1012,12 @@
     </w:p>
     <w:p>
       <w:pPr>
-        <w:numPr>
-          <w:ilvl w:val="0"/>
-          <w:numId w:val="6"/>
-        </w:numPr>
         <w:spacing w:after="0"/>
-      </w:pPr>
+        <w:ind w:left="708"/>
+      </w:pPr>
+      <w:r>
+        <w:t xml:space="preserve">• </w:t>
+      </w:r>
       <w:proofErr w:type="spellStart"/>
       <w:r>
         <w:t>Build</w:t>
@@ -1043,195 +1032,143 @@
       </w:r>
       <w:proofErr w:type="spellEnd"/>
       <w:r>
-        <w:t xml:space="preserve"> time </w:t>
-      </w:r>
+        <w:t xml:space="preserve"> time</w:t>
+      </w:r>
+      <w:r>
+        <w:br/>
+        <w:t xml:space="preserve">• </w:t>
+      </w:r>
+      <w:proofErr w:type="spellStart"/>
+      <w:r>
+        <w:t>Hosting</w:t>
+      </w:r>
+      <w:proofErr w:type="spellEnd"/>
+      <w:r>
+        <w:t xml:space="preserve"> </w:t>
+      </w:r>
+      <w:proofErr w:type="spellStart"/>
+      <w:r>
+        <w:t>bandwidth</w:t>
+      </w:r>
+      <w:proofErr w:type="spellEnd"/>
+      <w:r>
+        <w:t xml:space="preserve"> usage</w:t>
+      </w:r>
+      <w:r>
+        <w:br/>
+        <w:t xml:space="preserve">• Storage </w:t>
+      </w:r>
+      <w:proofErr w:type="spellStart"/>
+      <w:r>
+        <w:t>consumption</w:t>
+      </w:r>
+      <w:proofErr w:type="spellEnd"/>
+      <w:r>
+        <w:br/>
+        <w:t xml:space="preserve">• Backend services </w:t>
+      </w:r>
+      <w:proofErr w:type="spellStart"/>
+      <w:r>
+        <w:t>used</w:t>
+      </w:r>
+      <w:proofErr w:type="spellEnd"/>
+      <w:r>
+        <w:t xml:space="preserve"> (</w:t>
+      </w:r>
+      <w:proofErr w:type="spellStart"/>
+      <w:r>
+        <w:t>Cognito</w:t>
+      </w:r>
+      <w:proofErr w:type="spellEnd"/>
+      <w:r>
+        <w:t xml:space="preserve">, S3, Lambda, </w:t>
+      </w:r>
+      <w:proofErr w:type="spellStart"/>
+      <w:r>
+        <w:t>AppSync</w:t>
+      </w:r>
+      <w:proofErr w:type="spellEnd"/>
+      <w:r>
+        <w:t>, etc.)</w:t>
+      </w:r>
+      <w:r>
+        <w:br/>
+        <w:t xml:space="preserve">• </w:t>
+      </w:r>
+      <w:proofErr w:type="spellStart"/>
+      <w:r>
+        <w:t>Build</w:t>
+      </w:r>
+      <w:proofErr w:type="spellEnd"/>
+      <w:r>
+        <w:t xml:space="preserve"> minutes</w:t>
+      </w:r>
+      <w:r>
+        <w:br/>
+        <w:t xml:space="preserve">• </w:t>
+      </w:r>
+      <w:proofErr w:type="spellStart"/>
+      <w:r>
+        <w:t>Amount</w:t>
+      </w:r>
+      <w:proofErr w:type="spellEnd"/>
+      <w:r>
+        <w:t xml:space="preserve"> of data </w:t>
+      </w:r>
+      <w:proofErr w:type="spellStart"/>
+      <w:r>
+        <w:t>stored</w:t>
+      </w:r>
+      <w:proofErr w:type="spellEnd"/>
+      <w:r>
+        <w:br/>
+        <w:t xml:space="preserve">• Data </w:t>
+      </w:r>
+      <w:proofErr w:type="spellStart"/>
+      <w:r>
+        <w:t>transfer</w:t>
+      </w:r>
+      <w:proofErr w:type="spellEnd"/>
+      <w:r>
+        <w:t xml:space="preserve"> volume</w:t>
+      </w:r>
+      <w:r>
+        <w:br/>
+        <w:t xml:space="preserve">• Number of </w:t>
+      </w:r>
+      <w:proofErr w:type="spellStart"/>
+      <w:r>
+        <w:t>requests</w:t>
+      </w:r>
+      <w:proofErr w:type="spellEnd"/>
+      <w:r>
+        <w:t xml:space="preserve"> </w:t>
+      </w:r>
+      <w:proofErr w:type="spellStart"/>
+      <w:r>
+        <w:t>depending</w:t>
+      </w:r>
+      <w:proofErr w:type="spellEnd"/>
+      <w:r>
+        <w:t xml:space="preserve"> on the AWS services </w:t>
+      </w:r>
+      <w:proofErr w:type="spellStart"/>
+      <w:r>
+        <w:t>used</w:t>
+      </w:r>
+      <w:proofErr w:type="spellEnd"/>
     </w:p>
     <w:p>
       <w:pPr>
-        <w:numPr>
-          <w:ilvl w:val="0"/>
-          <w:numId w:val="6"/>
-        </w:numPr>
         <w:spacing w:after="0"/>
-      </w:pPr>
-      <w:proofErr w:type="spellStart"/>
-      <w:r>
-        <w:t>Hosting</w:t>
-      </w:r>
-      <w:proofErr w:type="spellEnd"/>
-      <w:r>
-        <w:t xml:space="preserve"> </w:t>
-      </w:r>
-      <w:proofErr w:type="spellStart"/>
-      <w:r>
-        <w:t>bandwidth</w:t>
-      </w:r>
-      <w:proofErr w:type="spellEnd"/>
-      <w:r>
-        <w:t xml:space="preserve"> usage </w:t>
-      </w:r>
+        <w:ind w:left="708"/>
+      </w:pPr>
     </w:p>
     <w:p>
       <w:pPr>
-        <w:numPr>
-          <w:ilvl w:val="0"/>
-          <w:numId w:val="6"/>
-        </w:numPr>
         <w:spacing w:after="0"/>
-      </w:pPr>
-      <w:r>
-        <w:t xml:space="preserve">Storage </w:t>
-      </w:r>
-      <w:proofErr w:type="spellStart"/>
-      <w:r>
-        <w:t>consumption</w:t>
-      </w:r>
-      <w:proofErr w:type="spellEnd"/>
-      <w:r>
-        <w:t xml:space="preserve"> </w:t>
-      </w:r>
-    </w:p>
-    <w:p>
-      <w:pPr>
-        <w:numPr>
-          <w:ilvl w:val="0"/>
-          <w:numId w:val="6"/>
-        </w:numPr>
-        <w:spacing w:after="0"/>
-      </w:pPr>
-      <w:r>
-        <w:t xml:space="preserve">Backend services </w:t>
-      </w:r>
-      <w:proofErr w:type="spellStart"/>
-      <w:r>
-        <w:t>used</w:t>
-      </w:r>
-      <w:proofErr w:type="spellEnd"/>
-      <w:r>
-        <w:t xml:space="preserve"> (</w:t>
-      </w:r>
-      <w:proofErr w:type="spellStart"/>
-      <w:r>
-        <w:t>Cognito</w:t>
-      </w:r>
-      <w:proofErr w:type="spellEnd"/>
-      <w:r>
-        <w:t xml:space="preserve">, S3, Lambda, </w:t>
-      </w:r>
-      <w:proofErr w:type="spellStart"/>
-      <w:r>
-        <w:t>AppSync</w:t>
-      </w:r>
-      <w:proofErr w:type="spellEnd"/>
-      <w:r>
-        <w:t xml:space="preserve">, etc.) </w:t>
-      </w:r>
-    </w:p>
-    <w:p>
-      <w:pPr>
-        <w:numPr>
-          <w:ilvl w:val="0"/>
-          <w:numId w:val="7"/>
-        </w:numPr>
-        <w:spacing w:after="0"/>
-      </w:pPr>
-      <w:proofErr w:type="spellStart"/>
-      <w:r>
-        <w:t>Build</w:t>
-      </w:r>
-      <w:proofErr w:type="spellEnd"/>
-      <w:r>
-        <w:t xml:space="preserve"> minutes </w:t>
-      </w:r>
-    </w:p>
-    <w:p>
-      <w:pPr>
-        <w:numPr>
-          <w:ilvl w:val="0"/>
-          <w:numId w:val="7"/>
-        </w:numPr>
-        <w:spacing w:after="0"/>
-      </w:pPr>
-      <w:proofErr w:type="spellStart"/>
-      <w:r>
-        <w:t>Amount</w:t>
-      </w:r>
-      <w:proofErr w:type="spellEnd"/>
-      <w:r>
-        <w:t xml:space="preserve"> of data</w:t>
-      </w:r>
-      <w:r>
-        <w:t xml:space="preserve"> </w:t>
-      </w:r>
-      <w:proofErr w:type="spellStart"/>
-      <w:r>
-        <w:t>stored</w:t>
-      </w:r>
-      <w:proofErr w:type="spellEnd"/>
-      <w:r>
-        <w:t xml:space="preserve"> </w:t>
-      </w:r>
-    </w:p>
-    <w:p>
-      <w:pPr>
-        <w:numPr>
-          <w:ilvl w:val="0"/>
-          <w:numId w:val="7"/>
-        </w:numPr>
-        <w:spacing w:after="0"/>
-      </w:pPr>
-      <w:r>
-        <w:t xml:space="preserve">Data </w:t>
-      </w:r>
-      <w:proofErr w:type="spellStart"/>
-      <w:r>
-        <w:t>transfer</w:t>
-      </w:r>
-      <w:proofErr w:type="spellEnd"/>
-      <w:r>
-        <w:t xml:space="preserve"> volume </w:t>
-      </w:r>
-    </w:p>
-    <w:p>
-      <w:pPr>
-        <w:numPr>
-          <w:ilvl w:val="0"/>
-          <w:numId w:val="7"/>
-        </w:numPr>
-        <w:spacing w:after="0"/>
-      </w:pPr>
-      <w:r>
-        <w:t xml:space="preserve">Number of </w:t>
-      </w:r>
-      <w:proofErr w:type="spellStart"/>
-      <w:r>
-        <w:t>requests</w:t>
-      </w:r>
-      <w:proofErr w:type="spellEnd"/>
-      <w:r>
-        <w:t xml:space="preserve"> </w:t>
-      </w:r>
-      <w:proofErr w:type="spellStart"/>
-      <w:r>
-        <w:t>depending</w:t>
-      </w:r>
-      <w:proofErr w:type="spellEnd"/>
-      <w:r>
-        <w:t xml:space="preserve"> on the AWS services </w:t>
-      </w:r>
-      <w:proofErr w:type="spellStart"/>
-      <w:r>
-        <w:t>used</w:t>
-      </w:r>
-      <w:proofErr w:type="spellEnd"/>
-      <w:r>
-        <w:t xml:space="preserve"> </w:t>
-      </w:r>
-    </w:p>
-    <w:p>
-      <w:r>
-        <w:br w:type="page"/>
-      </w:r>
+        <w:ind w:left="708"/>
+      </w:pPr>
     </w:p>
     <w:p>
       <w:pPr>
@@ -1256,33 +1193,8 @@
           <w:b/>
           <w:bCs/>
         </w:rPr>
-        <w:t xml:space="preserve"> </w:t>
-      </w:r>
-      <w:proofErr w:type="spellStart"/>
-      <w:r>
-        <w:rPr>
-          <w:b/>
-          <w:bCs/>
-        </w:rPr>
-        <w:t>cost</w:t>
-      </w:r>
-      <w:proofErr w:type="spellEnd"/>
-      <w:r>
-        <w:rPr>
-          <w:b/>
-          <w:bCs/>
-        </w:rPr>
-        <w:t xml:space="preserve"> </w:t>
-      </w:r>
-      <w:proofErr w:type="spellStart"/>
-      <w:r>
-        <w:rPr>
-          <w:b/>
-          <w:bCs/>
-        </w:rPr>
-        <w:t>example</w:t>
-      </w:r>
-      <w:proofErr w:type="spellEnd"/>
+        <w:t xml:space="preserve"> Cost Example</w:t>
+      </w:r>
     </w:p>
     <w:p>
       <w:pPr>
@@ -1295,20 +1207,14 @@
         </w:rPr>
         <w:t>Small SME web application</w:t>
       </w:r>
-      <w:r>
-        <w:t>:</w:t>
-      </w:r>
     </w:p>
     <w:p>
       <w:pPr>
-        <w:numPr>
-          <w:ilvl w:val="0"/>
-          <w:numId w:val="8"/>
-        </w:numPr>
         <w:spacing w:after="0"/>
-      </w:pPr>
-      <w:r>
-        <w:t xml:space="preserve">5 </w:t>
+        <w:ind w:left="708"/>
+      </w:pPr>
+      <w:r>
+        <w:t xml:space="preserve">• 5 </w:t>
       </w:r>
       <w:proofErr w:type="spellStart"/>
       <w:r>
@@ -1316,43 +1222,54 @@
       </w:r>
       <w:proofErr w:type="spellEnd"/>
       <w:r>
+        <w:br/>
+        <w:t xml:space="preserve">• 1 production </w:t>
+      </w:r>
+      <w:proofErr w:type="spellStart"/>
+      <w:r>
+        <w:t>website</w:t>
+      </w:r>
+      <w:proofErr w:type="spellEnd"/>
+      <w:r>
+        <w:br/>
+        <w:t xml:space="preserve">• 20 GB </w:t>
+      </w:r>
+      <w:proofErr w:type="spellStart"/>
+      <w:r>
+        <w:t>hosting</w:t>
+      </w:r>
+      <w:proofErr w:type="spellEnd"/>
+      <w:r>
         <w:t xml:space="preserve"> </w:t>
       </w:r>
-    </w:p>
-    <w:p>
-      <w:pPr>
-        <w:numPr>
-          <w:ilvl w:val="0"/>
-          <w:numId w:val="8"/>
-        </w:numPr>
-        <w:spacing w:after="0"/>
-      </w:pPr>
-      <w:r>
-        <w:t xml:space="preserve">1 production </w:t>
-      </w:r>
-      <w:proofErr w:type="spellStart"/>
-      <w:r>
-        <w:t>website</w:t>
+      <w:proofErr w:type="spellStart"/>
+      <w:r>
+        <w:t>traffic</w:t>
+      </w:r>
+      <w:proofErr w:type="spellEnd"/>
+      <w:r>
+        <w:t xml:space="preserve"> per </w:t>
+      </w:r>
+      <w:proofErr w:type="spellStart"/>
+      <w:r>
+        <w:t>month</w:t>
+      </w:r>
+      <w:proofErr w:type="spellEnd"/>
+      <w:r>
+        <w:br/>
+        <w:t xml:space="preserve">• User </w:t>
+      </w:r>
+      <w:proofErr w:type="spellStart"/>
+      <w:r>
+        <w:t>authentication</w:t>
       </w:r>
       <w:proofErr w:type="spellEnd"/>
       <w:r>
         <w:t xml:space="preserve"> </w:t>
       </w:r>
-    </w:p>
-    <w:p>
-      <w:pPr>
-        <w:numPr>
-          <w:ilvl w:val="0"/>
-          <w:numId w:val="8"/>
-        </w:numPr>
-        <w:spacing w:after="0"/>
-      </w:pPr>
-      <w:r>
-        <w:t xml:space="preserve">20 GB </w:t>
-      </w:r>
-      <w:proofErr w:type="spellStart"/>
-      <w:r>
-        <w:t>hosting</w:t>
+      <w:proofErr w:type="spellStart"/>
+      <w:r>
+        <w:t>with</w:t>
       </w:r>
       <w:proofErr w:type="spellEnd"/>
       <w:r>
@@ -1360,67 +1277,12 @@
       </w:r>
       <w:proofErr w:type="spellStart"/>
       <w:r>
-        <w:t>traffic</w:t>
-      </w:r>
-      <w:proofErr w:type="spellEnd"/>
-      <w:r>
-        <w:t>/</w:t>
-      </w:r>
-      <w:proofErr w:type="spellStart"/>
-      <w:r>
-        <w:t>month</w:t>
-      </w:r>
-      <w:proofErr w:type="spellEnd"/>
-      <w:r>
-        <w:t xml:space="preserve"> </w:t>
-      </w:r>
-    </w:p>
-    <w:p>
-      <w:pPr>
-        <w:numPr>
-          <w:ilvl w:val="0"/>
-          <w:numId w:val="8"/>
-        </w:numPr>
-        <w:spacing w:after="0"/>
-      </w:pPr>
-      <w:r>
-        <w:t xml:space="preserve">User </w:t>
-      </w:r>
-      <w:proofErr w:type="spellStart"/>
-      <w:r>
-        <w:t>authentication</w:t>
-      </w:r>
-      <w:proofErr w:type="spellEnd"/>
-      <w:r>
-        <w:t xml:space="preserve"> </w:t>
-      </w:r>
-      <w:proofErr w:type="spellStart"/>
-      <w:r>
-        <w:t>with</w:t>
-      </w:r>
-      <w:proofErr w:type="spellEnd"/>
-      <w:r>
-        <w:t xml:space="preserve"> </w:t>
-      </w:r>
-      <w:proofErr w:type="spellStart"/>
-      <w:r>
         <w:t>Cognito</w:t>
       </w:r>
       <w:proofErr w:type="spellEnd"/>
       <w:r>
-        <w:t xml:space="preserve"> </w:t>
-      </w:r>
-    </w:p>
-    <w:p>
-      <w:pPr>
-        <w:numPr>
-          <w:ilvl w:val="0"/>
-          <w:numId w:val="8"/>
-        </w:numPr>
-        <w:spacing w:after="0"/>
-      </w:pPr>
-      <w:r>
-        <w:t xml:space="preserve">File </w:t>
+        <w:br/>
+        <w:t xml:space="preserve">• File </w:t>
       </w:r>
       <w:proofErr w:type="spellStart"/>
       <w:r>
@@ -1428,7 +1290,7 @@
       </w:r>
       <w:proofErr w:type="spellEnd"/>
       <w:r>
-        <w:t xml:space="preserve"> on S3 </w:t>
+        <w:t xml:space="preserve"> on S3</w:t>
       </w:r>
     </w:p>
     <w:p>
@@ -1476,18 +1338,15 @@
         <w:t>cost</w:t>
       </w:r>
       <w:proofErr w:type="spellEnd"/>
-      <w:r>
-        <w:t>:</w:t>
-      </w:r>
     </w:p>
     <w:p>
       <w:pPr>
-        <w:numPr>
-          <w:ilvl w:val="0"/>
-          <w:numId w:val="9"/>
-        </w:numPr>
         <w:spacing w:after="0"/>
-      </w:pPr>
+        <w:ind w:left="708"/>
+      </w:pPr>
+      <w:r>
+        <w:t xml:space="preserve">• </w:t>
+      </w:r>
       <w:proofErr w:type="spellStart"/>
       <w:r>
         <w:t>Amplify</w:t>
@@ -1502,54 +1361,34 @@
       </w:r>
       <w:proofErr w:type="spellEnd"/>
       <w:r>
-        <w:t xml:space="preserve">: ~10–20 USD </w:t>
-      </w:r>
+        <w:t>: ~10–20 USD</w:t>
+      </w:r>
+      <w:r>
+        <w:br/>
+        <w:t xml:space="preserve">• Storage and </w:t>
+      </w:r>
+      <w:proofErr w:type="spellStart"/>
+      <w:r>
+        <w:t>authentication</w:t>
+      </w:r>
+      <w:proofErr w:type="spellEnd"/>
+      <w:r>
+        <w:t>: ~5–15 USD</w:t>
+      </w:r>
+      <w:r>
+        <w:br/>
+        <w:t>• Total: ~15–35 USD/</w:t>
+      </w:r>
+      <w:proofErr w:type="spellStart"/>
+      <w:r>
+        <w:t>month</w:t>
+      </w:r>
+      <w:proofErr w:type="spellEnd"/>
     </w:p>
     <w:p>
       <w:pPr>
-        <w:numPr>
-          <w:ilvl w:val="0"/>
-          <w:numId w:val="9"/>
-        </w:numPr>
         <w:spacing w:after="0"/>
-      </w:pPr>
-      <w:r>
-        <w:t xml:space="preserve">Storage and </w:t>
-      </w:r>
-      <w:proofErr w:type="spellStart"/>
-      <w:r>
-        <w:t>authentication</w:t>
-      </w:r>
-      <w:proofErr w:type="spellEnd"/>
-      <w:r>
-        <w:t xml:space="preserve">: ~5–15 USD </w:t>
-      </w:r>
-    </w:p>
-    <w:p>
-      <w:pPr>
-        <w:numPr>
-          <w:ilvl w:val="0"/>
-          <w:numId w:val="9"/>
-        </w:numPr>
-        <w:spacing w:after="0"/>
-      </w:pPr>
-      <w:r>
-        <w:t>Total: 15–35 USD/</w:t>
-      </w:r>
-      <w:proofErr w:type="spellStart"/>
-      <w:r>
-        <w:t>month</w:t>
-      </w:r>
-      <w:proofErr w:type="spellEnd"/>
-    </w:p>
-    <w:p>
-      <w:pPr>
-        <w:spacing w:after="0"/>
-      </w:pPr>
-    </w:p>
-    <w:p>
-      <w:pPr>
-        <w:spacing w:after="0"/>
+        <w:ind w:left="708"/>
       </w:pPr>
     </w:p>
     <w:p>
@@ -1573,7 +1412,7 @@
           <w:b/>
           <w:bCs/>
         </w:rPr>
-        <w:t>started</w:t>
+        <w:t>Started</w:t>
       </w:r>
       <w:proofErr w:type="spellEnd"/>
     </w:p>
@@ -1590,53 +1429,71 @@
         <w:t>Requirements</w:t>
       </w:r>
       <w:proofErr w:type="spellEnd"/>
-      <w:r>
-        <w:t> :</w:t>
-      </w:r>
+    </w:p>
+    <w:p>
+      <w:pPr>
+        <w:spacing w:after="0"/>
+      </w:pPr>
+      <w:r>
+        <w:t xml:space="preserve">• AWS </w:t>
+      </w:r>
+      <w:proofErr w:type="spellStart"/>
+      <w:r>
+        <w:t>account</w:t>
+      </w:r>
+      <w:proofErr w:type="spellEnd"/>
+      <w:r>
+        <w:br/>
+        <w:t xml:space="preserve">• Git repository (GitHub, </w:t>
+      </w:r>
+      <w:proofErr w:type="spellStart"/>
+      <w:r>
+        <w:t>GitLab</w:t>
+      </w:r>
+      <w:proofErr w:type="spellEnd"/>
+      <w:r>
+        <w:t xml:space="preserve">, </w:t>
+      </w:r>
+      <w:proofErr w:type="spellStart"/>
+      <w:r>
+        <w:t>Bitbucket</w:t>
+      </w:r>
+      <w:proofErr w:type="spellEnd"/>
+      <w:r>
+        <w:t xml:space="preserve"> or </w:t>
+      </w:r>
+      <w:proofErr w:type="spellStart"/>
+      <w:r>
+        <w:t>CodeCommit</w:t>
+      </w:r>
+      <w:proofErr w:type="spellEnd"/>
+      <w:r>
+        <w:t>)</w:t>
+      </w:r>
+      <w:r>
+        <w:br/>
+        <w:t xml:space="preserve">• Node.js </w:t>
+      </w:r>
+      <w:proofErr w:type="spellStart"/>
+      <w:r>
+        <w:t>installed</w:t>
+      </w:r>
+      <w:proofErr w:type="spellEnd"/>
+      <w:r>
+        <w:t xml:space="preserve"> </w:t>
+      </w:r>
+      <w:proofErr w:type="spellStart"/>
+      <w:r>
+        <w:t>locally</w:t>
+      </w:r>
+      <w:proofErr w:type="spellEnd"/>
       <w:r>
         <w:br/>
         <w:t xml:space="preserve">• AWS </w:t>
       </w:r>
       <w:proofErr w:type="spellStart"/>
       <w:r>
-        <w:t>account</w:t>
-      </w:r>
-      <w:proofErr w:type="spellEnd"/>
-      <w:r>
-        <w:br/>
-        <w:t xml:space="preserve">• A Git repository (GitHub, </w:t>
-      </w:r>
-      <w:proofErr w:type="spellStart"/>
-      <w:r>
-        <w:t>GitLab</w:t>
-      </w:r>
-      <w:proofErr w:type="spellEnd"/>
-      <w:r>
-        <w:t xml:space="preserve">, </w:t>
-      </w:r>
-      <w:proofErr w:type="spellStart"/>
-      <w:r>
-        <w:t>Bitbucket</w:t>
-      </w:r>
-      <w:proofErr w:type="spellEnd"/>
-      <w:r>
-        <w:t xml:space="preserve"> or </w:t>
-      </w:r>
-      <w:proofErr w:type="spellStart"/>
-      <w:r>
-        <w:t>CodeCommit</w:t>
-      </w:r>
-      <w:proofErr w:type="spellEnd"/>
-      <w:r>
-        <w:t>)</w:t>
-      </w:r>
-      <w:r>
-        <w:br/>
-        <w:t xml:space="preserve">• Node.js </w:t>
-      </w:r>
-      <w:proofErr w:type="spellStart"/>
-      <w:r>
-        <w:t>installed</w:t>
+        <w:t>credentials</w:t>
       </w:r>
       <w:proofErr w:type="spellEnd"/>
       <w:r>
@@ -1644,32 +1501,9 @@
       </w:r>
       <w:proofErr w:type="spellStart"/>
       <w:r>
-        <w:t>locally</w:t>
-      </w:r>
-      <w:proofErr w:type="spellEnd"/>
-      <w:r>
-        <w:br/>
-        <w:t xml:space="preserve">• AWS </w:t>
-      </w:r>
-      <w:proofErr w:type="spellStart"/>
-      <w:r>
-        <w:t>credentials</w:t>
-      </w:r>
-      <w:proofErr w:type="spellEnd"/>
-      <w:r>
-        <w:t xml:space="preserve"> </w:t>
-      </w:r>
-      <w:proofErr w:type="spellStart"/>
-      <w:r>
         <w:t>configured</w:t>
       </w:r>
       <w:proofErr w:type="spellEnd"/>
-    </w:p>
-    <w:p>
-      <w:pPr>
-        <w:spacing w:after="0"/>
-        <w:ind w:left="708"/>
-      </w:pPr>
     </w:p>
     <w:p>
       <w:pPr>
@@ -1682,19 +1516,13 @@
         </w:rPr>
         <w:t>Setup</w:t>
       </w:r>
-      <w:r>
-        <w:t xml:space="preserve"> :</w:t>
-      </w:r>
     </w:p>
     <w:p>
       <w:pPr>
         <w:numPr>
           <w:ilvl w:val="0"/>
-          <w:numId w:val="1"/>
+          <w:numId w:val="10"/>
         </w:numPr>
-        <w:tabs>
-          <w:tab w:val="num" w:pos="720"/>
-        </w:tabs>
         <w:spacing w:after="0"/>
       </w:pPr>
       <w:r>
@@ -1713,11 +1541,8 @@
       <w:pPr>
         <w:numPr>
           <w:ilvl w:val="0"/>
-          <w:numId w:val="1"/>
+          <w:numId w:val="10"/>
         </w:numPr>
-        <w:tabs>
-          <w:tab w:val="num" w:pos="720"/>
-        </w:tabs>
         <w:spacing w:after="0"/>
       </w:pPr>
       <w:r>
@@ -1726,30 +1551,6 @@
       <w:proofErr w:type="spellStart"/>
       <w:r>
         <w:t>credentials</w:t>
-      </w:r>
-      <w:proofErr w:type="spellEnd"/>
-      <w:r>
-        <w:t xml:space="preserve"> </w:t>
-      </w:r>
-      <w:proofErr w:type="spellStart"/>
-      <w:r>
-        <w:t>using</w:t>
-      </w:r>
-      <w:proofErr w:type="spellEnd"/>
-      <w:r>
-        <w:t xml:space="preserve"> the </w:t>
-      </w:r>
-      <w:proofErr w:type="spellStart"/>
-      <w:r>
-        <w:t>Amplify</w:t>
-      </w:r>
-      <w:proofErr w:type="spellEnd"/>
-      <w:r>
-        <w:t xml:space="preserve"> configuration </w:t>
-      </w:r>
-      <w:proofErr w:type="spellStart"/>
-      <w:r>
-        <w:t>tool</w:t>
       </w:r>
       <w:proofErr w:type="spellEnd"/>
       <w:r>
@@ -1760,11 +1561,8 @@
       <w:pPr>
         <w:numPr>
           <w:ilvl w:val="0"/>
-          <w:numId w:val="1"/>
+          <w:numId w:val="10"/>
         </w:numPr>
-        <w:tabs>
-          <w:tab w:val="num" w:pos="720"/>
-        </w:tabs>
         <w:spacing w:after="0"/>
       </w:pPr>
       <w:proofErr w:type="spellStart"/>
@@ -1796,11 +1594,8 @@
       <w:pPr>
         <w:numPr>
           <w:ilvl w:val="0"/>
-          <w:numId w:val="1"/>
+          <w:numId w:val="10"/>
         </w:numPr>
-        <w:tabs>
-          <w:tab w:val="num" w:pos="720"/>
-        </w:tabs>
         <w:spacing w:after="0"/>
       </w:pPr>
       <w:r>
@@ -1835,11 +1630,8 @@
       <w:pPr>
         <w:numPr>
           <w:ilvl w:val="0"/>
-          <w:numId w:val="1"/>
+          <w:numId w:val="10"/>
         </w:numPr>
-        <w:tabs>
-          <w:tab w:val="num" w:pos="720"/>
-        </w:tabs>
         <w:spacing w:after="0"/>
       </w:pPr>
       <w:proofErr w:type="spellStart"/>
@@ -1855,11 +1647,8 @@
       <w:pPr>
         <w:numPr>
           <w:ilvl w:val="0"/>
-          <w:numId w:val="1"/>
+          <w:numId w:val="10"/>
         </w:numPr>
-        <w:tabs>
-          <w:tab w:val="num" w:pos="720"/>
-        </w:tabs>
         <w:spacing w:after="0"/>
       </w:pPr>
       <w:proofErr w:type="spellStart"/>
@@ -1890,7 +1679,109 @@
     <w:p>
       <w:pPr>
         <w:spacing w:after="0"/>
-        <w:ind w:left="708"/>
+        <w:rPr>
+          <w:i/>
+          <w:iCs/>
+        </w:rPr>
+      </w:pPr>
+      <w:r>
+        <w:rPr>
+          <w:i/>
+          <w:iCs/>
+        </w:rPr>
+        <w:t>Hello World Example</w:t>
+      </w:r>
+    </w:p>
+    <w:p>
+      <w:pPr>
+        <w:numPr>
+          <w:ilvl w:val="0"/>
+          <w:numId w:val="11"/>
+        </w:numPr>
+        <w:spacing w:after="0"/>
+      </w:pPr>
+      <w:proofErr w:type="spellStart"/>
+      <w:r>
+        <w:t>Create</w:t>
+      </w:r>
+      <w:proofErr w:type="spellEnd"/>
+      <w:r>
+        <w:t xml:space="preserve"> a simple </w:t>
+      </w:r>
+      <w:proofErr w:type="spellStart"/>
+      <w:r>
+        <w:t>React</w:t>
+      </w:r>
+      <w:proofErr w:type="spellEnd"/>
+      <w:r>
+        <w:t xml:space="preserve"> application.</w:t>
+      </w:r>
+    </w:p>
+    <w:p>
+      <w:pPr>
+        <w:numPr>
+          <w:ilvl w:val="0"/>
+          <w:numId w:val="11"/>
+        </w:numPr>
+        <w:spacing w:after="0"/>
+      </w:pPr>
+      <w:proofErr w:type="spellStart"/>
+      <w:r>
+        <w:t>Initialize</w:t>
+      </w:r>
+      <w:proofErr w:type="spellEnd"/>
+      <w:r>
+        <w:t xml:space="preserve"> </w:t>
+      </w:r>
+      <w:proofErr w:type="spellStart"/>
+      <w:r>
+        <w:t>Amplify</w:t>
+      </w:r>
+      <w:proofErr w:type="spellEnd"/>
+      <w:r>
+        <w:t>.</w:t>
+      </w:r>
+    </w:p>
+    <w:p>
+      <w:pPr>
+        <w:numPr>
+          <w:ilvl w:val="0"/>
+          <w:numId w:val="11"/>
+        </w:numPr>
+        <w:spacing w:after="0"/>
+      </w:pPr>
+      <w:r>
+        <w:t xml:space="preserve">Add user </w:t>
+      </w:r>
+      <w:proofErr w:type="spellStart"/>
+      <w:r>
+        <w:t>authentication</w:t>
+      </w:r>
+      <w:proofErr w:type="spellEnd"/>
+      <w:r>
+        <w:t>.</w:t>
+      </w:r>
+    </w:p>
+    <w:p>
+      <w:pPr>
+        <w:numPr>
+          <w:ilvl w:val="0"/>
+          <w:numId w:val="11"/>
+        </w:numPr>
+        <w:spacing w:after="0"/>
+      </w:pPr>
+      <w:proofErr w:type="spellStart"/>
+      <w:r>
+        <w:t>Deploy</w:t>
+      </w:r>
+      <w:proofErr w:type="spellEnd"/>
+      <w:r>
+        <w:t xml:space="preserve"> the application.</w:t>
+      </w:r>
+    </w:p>
+    <w:p>
+      <w:pPr>
+        <w:spacing w:after="0"/>
       </w:pPr>
     </w:p>
     <w:p>
@@ -1914,7 +1805,7 @@
           <w:b/>
           <w:bCs/>
         </w:rPr>
-        <w:t>commands</w:t>
+        <w:t>Commands</w:t>
       </w:r>
       <w:proofErr w:type="spellEnd"/>
       <w:r>
@@ -1922,17 +1813,8 @@
           <w:b/>
           <w:bCs/>
         </w:rPr>
-        <w:t xml:space="preserve"> and </w:t>
-      </w:r>
-      <w:proofErr w:type="spellStart"/>
-      <w:r>
-        <w:rPr>
-          <w:b/>
-          <w:bCs/>
-        </w:rPr>
-        <w:t>operations</w:t>
-      </w:r>
-      <w:proofErr w:type="spellEnd"/>
+        <w:t xml:space="preserve"> and Operations</w:t>
+      </w:r>
     </w:p>
     <w:tbl>
       <w:tblPr>
@@ -1952,7 +1834,6 @@
       </w:tblGrid>
       <w:tr>
         <w:trPr>
-          <w:tblHeader/>
           <w:tblCellSpacing w:w="15" w:type="dxa"/>
         </w:trPr>
         <w:tc>
@@ -2483,14 +2364,6 @@
             </w:r>
             <w:proofErr w:type="spellStart"/>
             <w:r>
-              <w:t>available</w:t>
-            </w:r>
-            <w:proofErr w:type="spellEnd"/>
-            <w:r>
-              <w:t xml:space="preserve"> </w:t>
-            </w:r>
-            <w:proofErr w:type="spellStart"/>
-            <w:r>
               <w:t>environments</w:t>
             </w:r>
             <w:proofErr w:type="spellEnd"/>
@@ -2659,22 +2532,6 @@
             </w:r>
             <w:proofErr w:type="spellStart"/>
             <w:r>
-              <w:t>entire</w:t>
-            </w:r>
-            <w:proofErr w:type="spellEnd"/>
-            <w:r>
-              <w:t xml:space="preserve"> </w:t>
-            </w:r>
-            <w:proofErr w:type="spellStart"/>
-            <w:r>
-              <w:t>Amplify</w:t>
-            </w:r>
-            <w:proofErr w:type="spellEnd"/>
-            <w:r>
-              <w:t xml:space="preserve"> </w:t>
-            </w:r>
-            <w:proofErr w:type="spellStart"/>
-            <w:r>
               <w:t>project</w:t>
             </w:r>
             <w:proofErr w:type="spellEnd"/>
@@ -2750,6 +2607,119 @@
 <file path=word/numbering.xml><?xml version="1.0" encoding="utf-8"?>
 <w:numbering xmlns:wpc="http://schemas.microsoft.com/office/word/2010/wordprocessingCanvas" xmlns:cx="http://schemas.microsoft.com/office/drawing/2014/chartex" xmlns:cx1="http://schemas.microsoft.com/office/drawing/2015/9/8/chartex" xmlns:cx2="http://schemas.microsoft.com/office/drawing/2015/10/21/chartex" xmlns:cx3="http://schemas.microsoft.com/office/drawing/2016/5/9/chartex" xmlns:cx4="http://schemas.microsoft.com/office/drawing/2016/5/10/chartex" xmlns:cx5="http://schemas.microsoft.com/office/drawing/2016/5/11/chartex" xmlns:cx6="http://schemas.microsoft.com/office/drawing/2016/5/12/chartex" xmlns:cx7="http://schemas.microsoft.com/office/drawing/2016/5/13/chartex" xmlns:cx8="http://schemas.microsoft.com/office/drawing/2016/5/14/chartex" xmlns:mc="http://schemas.openxmlformats.org/markup-compatibility/2006" xmlns:aink="http://schemas.microsoft.com/office/drawing/2016/ink" xmlns:am3d="http://schemas.microsoft.com/office/drawing/2017/model3d" xmlns:o="urn:schemas-microsoft-com:office:office" xmlns:oel="http://schemas.microsoft.com/office/2019/extlst" xmlns:r="http://schemas.openxmlformats.org/officeDocument/2006/relationships" xmlns:m="http://schemas.openxmlformats.org/officeDocument/2006/math" xmlns:v="urn:schemas-microsoft-com:vml" xmlns:wp14="http://schemas.microsoft.com/office/word/2010/wordprocessingDrawing" xmlns:wp="http://schemas.openxmlformats.org/drawingml/2006/wordprocessingDrawing" xmlns:w10="urn:schemas-microsoft-com:office:word" xmlns:w="http://schemas.openxmlformats.org/wordprocessingml/2006/main" xmlns:w14="http://schemas.microsoft.com/office/word/2010/wordml" xmlns:w15="http://schemas.microsoft.com/office/word/2012/wordml" xmlns:w16cex="http://schemas.microsoft.com/office/word/2018/wordml/cex" xmlns:w16cid="http://schemas.microsoft.com/office/word/2016/wordml/cid" xmlns:w16="http://schemas.microsoft.com/office/word/2018/wordml" xmlns:w16du="http://schemas.microsoft.com/office/word/2023/wordml/word16du" xmlns:w16sdtdh="http://schemas.microsoft.com/office/word/2020/wordml/sdtdatahash" xmlns:w16sdtfl="http://schemas.microsoft.com/office/word/2024/wordml/sdtformatlock" xmlns:w16se="http://schemas.microsoft.com/office/word/2015/wordml/symex" xmlns:wpg="http://schemas.microsoft.com/office/word/2010/wordprocessingGroup" xmlns:wpi="http://schemas.microsoft.com/office/word/2010/wordprocessingInk" xmlns:wne="http://schemas.microsoft.com/office/word/2006/wordml" xmlns:wps="http://schemas.microsoft.com/office/word/2010/wordprocessingShape" mc:Ignorable="w14 w15 w16se w16cid w16 w16cex w16sdtdh w16sdtfl w16du wp14">
   <w:abstractNum w:abstractNumId="0" w15:restartNumberingAfterBreak="0">
+    <w:nsid w:val="0ACF6775"/>
+    <w:multiLevelType w:val="multilevel"/>
+    <w:tmpl w:val="75023FAC"/>
+    <w:lvl w:ilvl="0">
+      <w:start w:val="1"/>
+      <w:numFmt w:val="decimal"/>
+      <w:lvlText w:val="%1."/>
+      <w:lvlJc w:val="left"/>
+      <w:pPr>
+        <w:tabs>
+          <w:tab w:val="num" w:pos="720"/>
+        </w:tabs>
+        <w:ind w:left="720" w:hanging="360"/>
+      </w:pPr>
+    </w:lvl>
+    <w:lvl w:ilvl="1" w:tentative="1">
+      <w:start w:val="1"/>
+      <w:numFmt w:val="decimal"/>
+      <w:lvlText w:val="%2."/>
+      <w:lvlJc w:val="left"/>
+      <w:pPr>
+        <w:tabs>
+          <w:tab w:val="num" w:pos="1440"/>
+        </w:tabs>
+        <w:ind w:left="1440" w:hanging="360"/>
+      </w:pPr>
+    </w:lvl>
+    <w:lvl w:ilvl="2" w:tentative="1">
+      <w:start w:val="1"/>
+      <w:numFmt w:val="decimal"/>
+      <w:lvlText w:val="%3."/>
+      <w:lvlJc w:val="left"/>
+      <w:pPr>
+        <w:tabs>
+          <w:tab w:val="num" w:pos="2160"/>
+        </w:tabs>
+        <w:ind w:left="2160" w:hanging="360"/>
+      </w:pPr>
+    </w:lvl>
+    <w:lvl w:ilvl="3" w:tentative="1">
+      <w:start w:val="1"/>
+      <w:numFmt w:val="decimal"/>
+      <w:lvlText w:val="%4."/>
+      <w:lvlJc w:val="left"/>
+      <w:pPr>
+        <w:tabs>
+          <w:tab w:val="num" w:pos="2880"/>
+        </w:tabs>
+        <w:ind w:left="2880" w:hanging="360"/>
+      </w:pPr>
+    </w:lvl>
+    <w:lvl w:ilvl="4" w:tentative="1">
+      <w:start w:val="1"/>
+      <w:numFmt w:val="decimal"/>
+      <w:lvlText w:val="%5."/>
+      <w:lvlJc w:val="left"/>
+      <w:pPr>
+        <w:tabs>
+          <w:tab w:val="num" w:pos="3600"/>
+        </w:tabs>
+        <w:ind w:left="3600" w:hanging="360"/>
+      </w:pPr>
+    </w:lvl>
+    <w:lvl w:ilvl="5" w:tentative="1">
+      <w:start w:val="1"/>
+      <w:numFmt w:val="decimal"/>
+      <w:lvlText w:val="%6."/>
+      <w:lvlJc w:val="left"/>
+      <w:pPr>
+        <w:tabs>
+          <w:tab w:val="num" w:pos="4320"/>
+        </w:tabs>
+        <w:ind w:left="4320" w:hanging="360"/>
+      </w:pPr>
+    </w:lvl>
+    <w:lvl w:ilvl="6" w:tentative="1">
+      <w:start w:val="1"/>
+      <w:numFmt w:val="decimal"/>
+      <w:lvlText w:val="%7."/>
+      <w:lvlJc w:val="left"/>
+      <w:pPr>
+        <w:tabs>
+          <w:tab w:val="num" w:pos="5040"/>
+        </w:tabs>
+        <w:ind w:left="5040" w:hanging="360"/>
+      </w:pPr>
+    </w:lvl>
+    <w:lvl w:ilvl="7" w:tentative="1">
+      <w:start w:val="1"/>
+      <w:numFmt w:val="decimal"/>
+      <w:lvlText w:val="%8."/>
+      <w:lvlJc w:val="left"/>
+      <w:pPr>
+        <w:tabs>
+          <w:tab w:val="num" w:pos="5760"/>
+        </w:tabs>
+        <w:ind w:left="5760" w:hanging="360"/>
+      </w:pPr>
+    </w:lvl>
+    <w:lvl w:ilvl="8" w:tentative="1">
+      <w:start w:val="1"/>
+      <w:numFmt w:val="decimal"/>
+      <w:lvlText w:val="%9."/>
+      <w:lvlJc w:val="left"/>
+      <w:pPr>
+        <w:tabs>
+          <w:tab w:val="num" w:pos="6480"/>
+        </w:tabs>
+        <w:ind w:left="6480" w:hanging="360"/>
+      </w:pPr>
+    </w:lvl>
+  </w:abstractNum>
+  <w:abstractNum w:abstractNumId="1" w15:restartNumberingAfterBreak="0">
     <w:nsid w:val="1645157A"/>
     <w:multiLevelType w:val="multilevel"/>
     <w:tmpl w:val="2CC26B94"/>
@@ -2898,7 +2868,120 @@
       </w:rPr>
     </w:lvl>
   </w:abstractNum>
-  <w:abstractNum w:abstractNumId="1" w15:restartNumberingAfterBreak="0">
+  <w:abstractNum w:abstractNumId="2" w15:restartNumberingAfterBreak="0">
+    <w:nsid w:val="1AFF574E"/>
+    <w:multiLevelType w:val="multilevel"/>
+    <w:tmpl w:val="18943F16"/>
+    <w:lvl w:ilvl="0">
+      <w:start w:val="1"/>
+      <w:numFmt w:val="decimal"/>
+      <w:lvlText w:val="%1."/>
+      <w:lvlJc w:val="left"/>
+      <w:pPr>
+        <w:tabs>
+          <w:tab w:val="num" w:pos="720"/>
+        </w:tabs>
+        <w:ind w:left="720" w:hanging="360"/>
+      </w:pPr>
+    </w:lvl>
+    <w:lvl w:ilvl="1" w:tentative="1">
+      <w:start w:val="1"/>
+      <w:numFmt w:val="decimal"/>
+      <w:lvlText w:val="%2."/>
+      <w:lvlJc w:val="left"/>
+      <w:pPr>
+        <w:tabs>
+          <w:tab w:val="num" w:pos="1440"/>
+        </w:tabs>
+        <w:ind w:left="1440" w:hanging="360"/>
+      </w:pPr>
+    </w:lvl>
+    <w:lvl w:ilvl="2" w:tentative="1">
+      <w:start w:val="1"/>
+      <w:numFmt w:val="decimal"/>
+      <w:lvlText w:val="%3."/>
+      <w:lvlJc w:val="left"/>
+      <w:pPr>
+        <w:tabs>
+          <w:tab w:val="num" w:pos="2160"/>
+        </w:tabs>
+        <w:ind w:left="2160" w:hanging="360"/>
+      </w:pPr>
+    </w:lvl>
+    <w:lvl w:ilvl="3" w:tentative="1">
+      <w:start w:val="1"/>
+      <w:numFmt w:val="decimal"/>
+      <w:lvlText w:val="%4."/>
+      <w:lvlJc w:val="left"/>
+      <w:pPr>
+        <w:tabs>
+          <w:tab w:val="num" w:pos="2880"/>
+        </w:tabs>
+        <w:ind w:left="2880" w:hanging="360"/>
+      </w:pPr>
+    </w:lvl>
+    <w:lvl w:ilvl="4" w:tentative="1">
+      <w:start w:val="1"/>
+      <w:numFmt w:val="decimal"/>
+      <w:lvlText w:val="%5."/>
+      <w:lvlJc w:val="left"/>
+      <w:pPr>
+        <w:tabs>
+          <w:tab w:val="num" w:pos="3600"/>
+        </w:tabs>
+        <w:ind w:left="3600" w:hanging="360"/>
+      </w:pPr>
+    </w:lvl>
+    <w:lvl w:ilvl="5" w:tentative="1">
+      <w:start w:val="1"/>
+      <w:numFmt w:val="decimal"/>
+      <w:lvlText w:val="%6."/>
+      <w:lvlJc w:val="left"/>
+      <w:pPr>
+        <w:tabs>
+          <w:tab w:val="num" w:pos="4320"/>
+        </w:tabs>
+        <w:ind w:left="4320" w:hanging="360"/>
+      </w:pPr>
+    </w:lvl>
+    <w:lvl w:ilvl="6" w:tentative="1">
+      <w:start w:val="1"/>
+      <w:numFmt w:val="decimal"/>
+      <w:lvlText w:val="%7."/>
+      <w:lvlJc w:val="left"/>
+      <w:pPr>
+        <w:tabs>
+          <w:tab w:val="num" w:pos="5040"/>
+        </w:tabs>
+        <w:ind w:left="5040" w:hanging="360"/>
+      </w:pPr>
+    </w:lvl>
+    <w:lvl w:ilvl="7" w:tentative="1">
+      <w:start w:val="1"/>
+      <w:numFmt w:val="decimal"/>
+      <w:lvlText w:val="%8."/>
+      <w:lvlJc w:val="left"/>
+      <w:pPr>
+        <w:tabs>
+          <w:tab w:val="num" w:pos="5760"/>
+        </w:tabs>
+        <w:ind w:left="5760" w:hanging="360"/>
+      </w:pPr>
+    </w:lvl>
+    <w:lvl w:ilvl="8" w:tentative="1">
+      <w:start w:val="1"/>
+      <w:numFmt w:val="decimal"/>
+      <w:lvlText w:val="%9."/>
+      <w:lvlJc w:val="left"/>
+      <w:pPr>
+        <w:tabs>
+          <w:tab w:val="num" w:pos="6480"/>
+        </w:tabs>
+        <w:ind w:left="6480" w:hanging="360"/>
+      </w:pPr>
+    </w:lvl>
+  </w:abstractNum>
+  <w:abstractNum w:abstractNumId="3" w15:restartNumberingAfterBreak="0">
     <w:nsid w:val="30DD3ABF"/>
     <w:multiLevelType w:val="multilevel"/>
     <w:tmpl w:val="EC4A7A28"/>
@@ -3047,7 +3130,7 @@
       </w:rPr>
     </w:lvl>
   </w:abstractNum>
-  <w:abstractNum w:abstractNumId="2" w15:restartNumberingAfterBreak="0">
+  <w:abstractNum w:abstractNumId="4" w15:restartNumberingAfterBreak="0">
     <w:nsid w:val="3B101652"/>
     <w:multiLevelType w:val="multilevel"/>
     <w:tmpl w:val="03F4109C"/>
@@ -3196,7 +3279,7 @@
       </w:rPr>
     </w:lvl>
   </w:abstractNum>
-  <w:abstractNum w:abstractNumId="3" w15:restartNumberingAfterBreak="0">
+  <w:abstractNum w:abstractNumId="5" w15:restartNumberingAfterBreak="0">
     <w:nsid w:val="3D2B5B51"/>
     <w:multiLevelType w:val="multilevel"/>
     <w:tmpl w:val="0316B434"/>
@@ -3345,7 +3428,7 @@
       </w:rPr>
     </w:lvl>
   </w:abstractNum>
-  <w:abstractNum w:abstractNumId="4" w15:restartNumberingAfterBreak="0">
+  <w:abstractNum w:abstractNumId="6" w15:restartNumberingAfterBreak="0">
     <w:nsid w:val="43B827CD"/>
     <w:multiLevelType w:val="multilevel"/>
     <w:tmpl w:val="193A17C6"/>
@@ -3494,7 +3577,7 @@
       </w:rPr>
     </w:lvl>
   </w:abstractNum>
-  <w:abstractNum w:abstractNumId="5" w15:restartNumberingAfterBreak="0">
+  <w:abstractNum w:abstractNumId="7" w15:restartNumberingAfterBreak="0">
     <w:nsid w:val="4F7A5463"/>
     <w:multiLevelType w:val="multilevel"/>
     <w:tmpl w:val="676AC7EE"/>
@@ -3607,7 +3690,7 @@
       </w:pPr>
     </w:lvl>
   </w:abstractNum>
-  <w:abstractNum w:abstractNumId="6" w15:restartNumberingAfterBreak="0">
+  <w:abstractNum w:abstractNumId="8" w15:restartNumberingAfterBreak="0">
     <w:nsid w:val="53361533"/>
     <w:multiLevelType w:val="multilevel"/>
     <w:tmpl w:val="F5C05400"/>
@@ -3756,7 +3839,7 @@
       </w:rPr>
     </w:lvl>
   </w:abstractNum>
-  <w:abstractNum w:abstractNumId="7" w15:restartNumberingAfterBreak="0">
+  <w:abstractNum w:abstractNumId="9" w15:restartNumberingAfterBreak="0">
     <w:nsid w:val="71674A5A"/>
     <w:multiLevelType w:val="multilevel"/>
     <w:tmpl w:val="2C287588"/>
@@ -3905,7 +3988,7 @@
       </w:rPr>
     </w:lvl>
   </w:abstractNum>
-  <w:abstractNum w:abstractNumId="8" w15:restartNumberingAfterBreak="0">
+  <w:abstractNum w:abstractNumId="10" w15:restartNumberingAfterBreak="0">
     <w:nsid w:val="71AE6571"/>
     <w:multiLevelType w:val="multilevel"/>
     <w:tmpl w:val="DA44EA7A"/>
@@ -4055,31 +4138,37 @@
     </w:lvl>
   </w:abstractNum>
   <w:num w:numId="1" w16cid:durableId="1138962047">
+    <w:abstractNumId w:val="7"/>
+  </w:num>
+  <w:num w:numId="2" w16cid:durableId="219291037">
+    <w:abstractNumId w:val="8"/>
+  </w:num>
+  <w:num w:numId="3" w16cid:durableId="1222405493">
+    <w:abstractNumId w:val="4"/>
+  </w:num>
+  <w:num w:numId="4" w16cid:durableId="41559327">
+    <w:abstractNumId w:val="10"/>
+  </w:num>
+  <w:num w:numId="5" w16cid:durableId="722290909">
+    <w:abstractNumId w:val="6"/>
+  </w:num>
+  <w:num w:numId="6" w16cid:durableId="1299071846">
+    <w:abstractNumId w:val="1"/>
+  </w:num>
+  <w:num w:numId="7" w16cid:durableId="796947338">
+    <w:abstractNumId w:val="9"/>
+  </w:num>
+  <w:num w:numId="8" w16cid:durableId="1707174926">
     <w:abstractNumId w:val="5"/>
   </w:num>
-  <w:num w:numId="2" w16cid:durableId="219291037">
-    <w:abstractNumId w:val="6"/>
+  <w:num w:numId="9" w16cid:durableId="1605570676">
+    <w:abstractNumId w:val="3"/>
   </w:num>
-  <w:num w:numId="3" w16cid:durableId="1222405493">
-    <w:abstractNumId w:val="2"/>
-  </w:num>
-  <w:num w:numId="4" w16cid:durableId="41559327">
-    <w:abstractNumId w:val="8"/>
-  </w:num>
-  <w:num w:numId="5" w16cid:durableId="722290909">
-    <w:abstractNumId w:val="4"/>
-  </w:num>
-  <w:num w:numId="6" w16cid:durableId="1299071846">
+  <w:num w:numId="10" w16cid:durableId="351227709">
     <w:abstractNumId w:val="0"/>
   </w:num>
-  <w:num w:numId="7" w16cid:durableId="796947338">
-    <w:abstractNumId w:val="7"/>
-  </w:num>
-  <w:num w:numId="8" w16cid:durableId="1707174926">
-    <w:abstractNumId w:val="3"/>
-  </w:num>
-  <w:num w:numId="9" w16cid:durableId="1605570676">
-    <w:abstractNumId w:val="1"/>
+  <w:num w:numId="11" w16cid:durableId="1242522509">
+    <w:abstractNumId w:val="2"/>
   </w:num>
 </w:numbering>
 </file>
